--- a/reference.docx
+++ b/reference.docx
@@ -2,7 +2,18 @@
 <file path=word/document.xml><?xml version="1.0" encoding="utf-8"?>
 <w:document xmlns:wpc="http://schemas.microsoft.com/office/word/2010/wordprocessingCanvas" xmlns:cx="http://schemas.microsoft.com/office/drawing/2014/chartex" xmlns:cx1="http://schemas.microsoft.com/office/drawing/2015/9/8/chartex" xmlns:cx2="http://schemas.microsoft.com/office/drawing/2015/10/21/chartex" xmlns:cx3="http://schemas.microsoft.com/office/drawing/2016/5/9/chartex" xmlns:cx4="http://schemas.microsoft.com/office/drawing/2016/5/10/chartex" xmlns:cx5="http://schemas.microsoft.com/office/drawing/2016/5/11/chartex" xmlns:cx6="http://schemas.microsoft.com/office/drawing/2016/5/12/chartex" xmlns:cx7="http://schemas.microsoft.com/office/drawing/2016/5/13/chartex" xmlns:cx8="http://schemas.microsoft.com/office/drawing/2016/5/14/chartex" xmlns:mc="http://schemas.openxmlformats.org/markup-compatibility/2006" xmlns:aink="http://schemas.microsoft.com/office/drawing/2016/ink" xmlns:am3d="http://schemas.microsoft.com/office/drawing/2017/model3d" xmlns:o="urn:schemas-microsoft-com:office:office" xmlns:oel="http://schemas.microsoft.com/office/2019/extlst" xmlns:r="http://schemas.openxmlformats.org/officeDocument/2006/relationships" xmlns:m="http://schemas.openxmlformats.org/officeDocument/2006/math" xmlns:v="urn:schemas-microsoft-com:vml" xmlns:wp14="http://schemas.microsoft.com/office/word/2010/wordprocessingDrawing" xmlns:wp="http://schemas.openxmlformats.org/drawingml/2006/wordprocessingDrawing" xmlns:w10="urn:schemas-microsoft-com:office:word" xmlns:w="http://schemas.openxmlformats.org/wordprocessingml/2006/main" xmlns:w14="http://schemas.microsoft.com/office/word/2010/wordml" xmlns:w15="http://schemas.microsoft.com/office/word/2012/wordml" xmlns:w16cex="http://schemas.microsoft.com/office/word/2018/wordml/cex" xmlns:w16cid="http://schemas.microsoft.com/office/word/2016/wordml/cid" xmlns:w16="http://schemas.microsoft.com/office/word/2018/wordml" xmlns:w16sdtdh="http://schemas.microsoft.com/office/word/2020/wordml/sdtdatahash" xmlns:w16se="http://schemas.microsoft.com/office/word/2015/wordml/symex" xmlns:wpg="http://schemas.microsoft.com/office/word/2010/wordprocessingGroup" xmlns:wpi="http://schemas.microsoft.com/office/word/2010/wordprocessingInk" xmlns:wne="http://schemas.microsoft.com/office/word/2006/wordml" xmlns:wps="http://schemas.microsoft.com/office/word/2010/wordprocessingShape" mc:Ignorable="w14 w15 w16se w16cid w16 w16cex w16sdtdh wp14">
   <w:body>
-    <w:p/>
+    <w:p>
+      <w:pPr>
+        <w:pStyle w:val="1"/>
+        <w:numPr>
+          <w:ilvl w:val="0"/>
+          <w:numId w:val="0"/>
+        </w:numPr>
+        <w:rPr>
+          <w:rFonts w:hint="eastAsia"/>
+        </w:rPr>
+      </w:pPr>
+    </w:p>
     <w:sectPr>
       <w:pgSz w:w="11906" w:h="16838"/>
       <w:pgMar w:top="1985" w:right="1701" w:bottom="1701" w:left="1701" w:header="851" w:footer="992" w:gutter="0"/>
@@ -11,6 +22,136 @@
     </w:sectPr>
   </w:body>
 </w:document>
+</file>
+
+<file path=word/numbering.xml><?xml version="1.0" encoding="utf-8"?>
+<w:numbering xmlns:wpc="http://schemas.microsoft.com/office/word/2010/wordprocessingCanvas" xmlns:cx="http://schemas.microsoft.com/office/drawing/2014/chartex" xmlns:cx1="http://schemas.microsoft.com/office/drawing/2015/9/8/chartex" xmlns:cx2="http://schemas.microsoft.com/office/drawing/2015/10/21/chartex" xmlns:cx3="http://schemas.microsoft.com/office/drawing/2016/5/9/chartex" xmlns:cx4="http://schemas.microsoft.com/office/drawing/2016/5/10/chartex" xmlns:cx5="http://schemas.microsoft.com/office/drawing/2016/5/11/chartex" xmlns:cx6="http://schemas.microsoft.com/office/drawing/2016/5/12/chartex" xmlns:cx7="http://schemas.microsoft.com/office/drawing/2016/5/13/chartex" xmlns:cx8="http://schemas.microsoft.com/office/drawing/2016/5/14/chartex" xmlns:mc="http://schemas.openxmlformats.org/markup-compatibility/2006" xmlns:aink="http://schemas.microsoft.com/office/drawing/2016/ink" xmlns:am3d="http://schemas.microsoft.com/office/drawing/2017/model3d" xmlns:o="urn:schemas-microsoft-com:office:office" xmlns:oel="http://schemas.microsoft.com/office/2019/extlst" xmlns:r="http://schemas.openxmlformats.org/officeDocument/2006/relationships" xmlns:m="http://schemas.openxmlformats.org/officeDocument/2006/math" xmlns:v="urn:schemas-microsoft-com:vml" xmlns:wp14="http://schemas.microsoft.com/office/word/2010/wordprocessingDrawing" xmlns:wp="http://schemas.openxmlformats.org/drawingml/2006/wordprocessingDrawing" xmlns:w10="urn:schemas-microsoft-com:office:word" xmlns:w="http://schemas.openxmlformats.org/wordprocessingml/2006/main" xmlns:w14="http://schemas.microsoft.com/office/word/2010/wordml" xmlns:w15="http://schemas.microsoft.com/office/word/2012/wordml" xmlns:w16cex="http://schemas.microsoft.com/office/word/2018/wordml/cex" xmlns:w16cid="http://schemas.microsoft.com/office/word/2016/wordml/cid" xmlns:w16="http://schemas.microsoft.com/office/word/2018/wordml" xmlns:w16sdtdh="http://schemas.microsoft.com/office/word/2020/wordml/sdtdatahash" xmlns:w16se="http://schemas.microsoft.com/office/word/2015/wordml/symex" xmlns:wpg="http://schemas.microsoft.com/office/word/2010/wordprocessingGroup" xmlns:wpi="http://schemas.microsoft.com/office/word/2010/wordprocessingInk" xmlns:wne="http://schemas.microsoft.com/office/word/2006/wordml" xmlns:wps="http://schemas.microsoft.com/office/word/2010/wordprocessingShape" mc:Ignorable="w14 w15 w16se w16cid w16 w16cex w16sdtdh wp14">
+  <w:abstractNum w:abstractNumId="0" w15:restartNumberingAfterBreak="0">
+    <w:nsid w:val="73874B72"/>
+    <w:multiLevelType w:val="multilevel"/>
+    <w:tmpl w:val="1AD23EDC"/>
+    <w:lvl w:ilvl="0">
+      <w:start w:val="1"/>
+      <w:numFmt w:val="decimal"/>
+      <w:pStyle w:val="1"/>
+      <w:lvlText w:val="%1"/>
+      <w:lvlJc w:val="left"/>
+      <w:pPr>
+        <w:ind w:left="425" w:hanging="425"/>
+      </w:pPr>
+      <w:rPr>
+        <w:rFonts w:hint="eastAsia"/>
+      </w:rPr>
+    </w:lvl>
+    <w:lvl w:ilvl="1">
+      <w:start w:val="1"/>
+      <w:numFmt w:val="decimal"/>
+      <w:pStyle w:val="2"/>
+      <w:lvlText w:val="%1.%2"/>
+      <w:lvlJc w:val="left"/>
+      <w:pPr>
+        <w:ind w:left="992" w:hanging="567"/>
+      </w:pPr>
+      <w:rPr>
+        <w:rFonts w:hint="eastAsia"/>
+      </w:rPr>
+    </w:lvl>
+    <w:lvl w:ilvl="2">
+      <w:start w:val="1"/>
+      <w:numFmt w:val="decimal"/>
+      <w:pStyle w:val="3"/>
+      <w:lvlText w:val="%1.%2.%3"/>
+      <w:lvlJc w:val="left"/>
+      <w:pPr>
+        <w:ind w:left="1418" w:hanging="567"/>
+      </w:pPr>
+      <w:rPr>
+        <w:rFonts w:hint="eastAsia"/>
+      </w:rPr>
+    </w:lvl>
+    <w:lvl w:ilvl="3">
+      <w:start w:val="1"/>
+      <w:numFmt w:val="decimal"/>
+      <w:pStyle w:val="4"/>
+      <w:lvlText w:val="%1.%2.%3.%4"/>
+      <w:lvlJc w:val="left"/>
+      <w:pPr>
+        <w:ind w:left="1984" w:hanging="708"/>
+      </w:pPr>
+      <w:rPr>
+        <w:rFonts w:hint="eastAsia"/>
+      </w:rPr>
+    </w:lvl>
+    <w:lvl w:ilvl="4">
+      <w:start w:val="1"/>
+      <w:numFmt w:val="decimal"/>
+      <w:pStyle w:val="5"/>
+      <w:lvlText w:val="%1.%2.%3.%4.%5"/>
+      <w:lvlJc w:val="left"/>
+      <w:pPr>
+        <w:ind w:left="2551" w:hanging="850"/>
+      </w:pPr>
+      <w:rPr>
+        <w:rFonts w:hint="eastAsia"/>
+      </w:rPr>
+    </w:lvl>
+    <w:lvl w:ilvl="5">
+      <w:start w:val="1"/>
+      <w:numFmt w:val="decimal"/>
+      <w:pStyle w:val="6"/>
+      <w:lvlText w:val="%1.%2.%3.%4.%5.%6"/>
+      <w:lvlJc w:val="left"/>
+      <w:pPr>
+        <w:ind w:left="3260" w:hanging="1134"/>
+      </w:pPr>
+      <w:rPr>
+        <w:rFonts w:hint="eastAsia"/>
+      </w:rPr>
+    </w:lvl>
+    <w:lvl w:ilvl="6">
+      <w:start w:val="1"/>
+      <w:numFmt w:val="decimal"/>
+      <w:pStyle w:val="7"/>
+      <w:lvlText w:val="%1.%2.%3.%4.%5.%6.%7"/>
+      <w:lvlJc w:val="left"/>
+      <w:pPr>
+        <w:ind w:left="3827" w:hanging="1276"/>
+      </w:pPr>
+      <w:rPr>
+        <w:rFonts w:hint="eastAsia"/>
+      </w:rPr>
+    </w:lvl>
+    <w:lvl w:ilvl="7">
+      <w:start w:val="1"/>
+      <w:numFmt w:val="decimal"/>
+      <w:pStyle w:val="8"/>
+      <w:lvlText w:val="%1.%2.%3.%4.%5.%6.%7.%8"/>
+      <w:lvlJc w:val="left"/>
+      <w:pPr>
+        <w:ind w:left="4394" w:hanging="1418"/>
+      </w:pPr>
+      <w:rPr>
+        <w:rFonts w:hint="eastAsia"/>
+      </w:rPr>
+    </w:lvl>
+    <w:lvl w:ilvl="8">
+      <w:start w:val="1"/>
+      <w:numFmt w:val="decimal"/>
+      <w:pStyle w:val="9"/>
+      <w:lvlText w:val="%1.%2.%3.%4.%5.%6.%7.%8.%9"/>
+      <w:lvlJc w:val="left"/>
+      <w:pPr>
+        <w:ind w:left="5102" w:hanging="1700"/>
+      </w:pPr>
+      <w:rPr>
+        <w:rFonts w:hint="eastAsia"/>
+      </w:rPr>
+    </w:lvl>
+  </w:abstractNum>
+  <w:num w:numId="1" w16cid:durableId="1214729577">
+    <w:abstractNumId w:val="0"/>
+  </w:num>
+</w:numbering>
 </file>
 
 <file path=word/styles.xml><?xml version="1.0" encoding="utf-8"?>
@@ -413,6 +554,203 @@
       <w:jc w:val="both"/>
     </w:pPr>
   </w:style>
+  <w:style w:type="paragraph" w:styleId="1">
+    <w:name w:val="heading 1"/>
+    <w:basedOn w:val="a"/>
+    <w:next w:val="a"/>
+    <w:link w:val="10"/>
+    <w:uiPriority w:val="9"/>
+    <w:qFormat/>
+    <w:rsid w:val="00E4131D"/>
+    <w:pPr>
+      <w:keepNext/>
+      <w:numPr>
+        <w:numId w:val="1"/>
+      </w:numPr>
+      <w:outlineLvl w:val="0"/>
+    </w:pPr>
+    <w:rPr>
+      <w:rFonts w:asciiTheme="majorHAnsi" w:eastAsiaTheme="majorEastAsia" w:hAnsiTheme="majorHAnsi" w:cstheme="majorBidi"/>
+      <w:sz w:val="24"/>
+      <w:szCs w:val="24"/>
+    </w:rPr>
+  </w:style>
+  <w:style w:type="paragraph" w:styleId="2">
+    <w:name w:val="heading 2"/>
+    <w:basedOn w:val="a"/>
+    <w:next w:val="a"/>
+    <w:link w:val="20"/>
+    <w:uiPriority w:val="9"/>
+    <w:semiHidden/>
+    <w:unhideWhenUsed/>
+    <w:qFormat/>
+    <w:rsid w:val="00E4131D"/>
+    <w:pPr>
+      <w:keepNext/>
+      <w:numPr>
+        <w:ilvl w:val="1"/>
+        <w:numId w:val="1"/>
+      </w:numPr>
+      <w:outlineLvl w:val="1"/>
+    </w:pPr>
+    <w:rPr>
+      <w:rFonts w:asciiTheme="majorHAnsi" w:eastAsiaTheme="majorEastAsia" w:hAnsiTheme="majorHAnsi" w:cstheme="majorBidi"/>
+    </w:rPr>
+  </w:style>
+  <w:style w:type="paragraph" w:styleId="3">
+    <w:name w:val="heading 3"/>
+    <w:basedOn w:val="a"/>
+    <w:next w:val="a"/>
+    <w:link w:val="30"/>
+    <w:uiPriority w:val="9"/>
+    <w:semiHidden/>
+    <w:unhideWhenUsed/>
+    <w:qFormat/>
+    <w:rsid w:val="00E4131D"/>
+    <w:pPr>
+      <w:keepNext/>
+      <w:numPr>
+        <w:ilvl w:val="2"/>
+        <w:numId w:val="1"/>
+      </w:numPr>
+      <w:ind w:leftChars="400"/>
+      <w:outlineLvl w:val="2"/>
+    </w:pPr>
+    <w:rPr>
+      <w:rFonts w:asciiTheme="majorHAnsi" w:eastAsiaTheme="majorEastAsia" w:hAnsiTheme="majorHAnsi" w:cstheme="majorBidi"/>
+    </w:rPr>
+  </w:style>
+  <w:style w:type="paragraph" w:styleId="4">
+    <w:name w:val="heading 4"/>
+    <w:basedOn w:val="a"/>
+    <w:next w:val="a"/>
+    <w:link w:val="40"/>
+    <w:uiPriority w:val="9"/>
+    <w:semiHidden/>
+    <w:unhideWhenUsed/>
+    <w:qFormat/>
+    <w:rsid w:val="00E4131D"/>
+    <w:pPr>
+      <w:keepNext/>
+      <w:numPr>
+        <w:ilvl w:val="3"/>
+        <w:numId w:val="1"/>
+      </w:numPr>
+      <w:ind w:leftChars="400"/>
+      <w:outlineLvl w:val="3"/>
+    </w:pPr>
+    <w:rPr>
+      <w:b/>
+      <w:bCs/>
+    </w:rPr>
+  </w:style>
+  <w:style w:type="paragraph" w:styleId="5">
+    <w:name w:val="heading 5"/>
+    <w:basedOn w:val="a"/>
+    <w:next w:val="a"/>
+    <w:link w:val="50"/>
+    <w:uiPriority w:val="9"/>
+    <w:semiHidden/>
+    <w:unhideWhenUsed/>
+    <w:qFormat/>
+    <w:rsid w:val="00E4131D"/>
+    <w:pPr>
+      <w:keepNext/>
+      <w:numPr>
+        <w:ilvl w:val="4"/>
+        <w:numId w:val="1"/>
+      </w:numPr>
+      <w:ind w:leftChars="800"/>
+      <w:outlineLvl w:val="4"/>
+    </w:pPr>
+    <w:rPr>
+      <w:rFonts w:asciiTheme="majorHAnsi" w:eastAsiaTheme="majorEastAsia" w:hAnsiTheme="majorHAnsi" w:cstheme="majorBidi"/>
+    </w:rPr>
+  </w:style>
+  <w:style w:type="paragraph" w:styleId="6">
+    <w:name w:val="heading 6"/>
+    <w:basedOn w:val="a"/>
+    <w:next w:val="a"/>
+    <w:link w:val="60"/>
+    <w:uiPriority w:val="9"/>
+    <w:semiHidden/>
+    <w:unhideWhenUsed/>
+    <w:qFormat/>
+    <w:rsid w:val="00E4131D"/>
+    <w:pPr>
+      <w:keepNext/>
+      <w:numPr>
+        <w:ilvl w:val="5"/>
+        <w:numId w:val="1"/>
+      </w:numPr>
+      <w:ind w:leftChars="800"/>
+      <w:outlineLvl w:val="5"/>
+    </w:pPr>
+    <w:rPr>
+      <w:b/>
+      <w:bCs/>
+    </w:rPr>
+  </w:style>
+  <w:style w:type="paragraph" w:styleId="7">
+    <w:name w:val="heading 7"/>
+    <w:basedOn w:val="a"/>
+    <w:next w:val="a"/>
+    <w:link w:val="70"/>
+    <w:uiPriority w:val="9"/>
+    <w:semiHidden/>
+    <w:unhideWhenUsed/>
+    <w:qFormat/>
+    <w:rsid w:val="00E4131D"/>
+    <w:pPr>
+      <w:keepNext/>
+      <w:numPr>
+        <w:ilvl w:val="6"/>
+        <w:numId w:val="1"/>
+      </w:numPr>
+      <w:ind w:leftChars="800"/>
+      <w:outlineLvl w:val="6"/>
+    </w:pPr>
+  </w:style>
+  <w:style w:type="paragraph" w:styleId="8">
+    <w:name w:val="heading 8"/>
+    <w:basedOn w:val="a"/>
+    <w:next w:val="a"/>
+    <w:link w:val="80"/>
+    <w:uiPriority w:val="9"/>
+    <w:semiHidden/>
+    <w:unhideWhenUsed/>
+    <w:qFormat/>
+    <w:rsid w:val="00E4131D"/>
+    <w:pPr>
+      <w:keepNext/>
+      <w:numPr>
+        <w:ilvl w:val="7"/>
+        <w:numId w:val="1"/>
+      </w:numPr>
+      <w:ind w:leftChars="1200"/>
+      <w:outlineLvl w:val="7"/>
+    </w:pPr>
+  </w:style>
+  <w:style w:type="paragraph" w:styleId="9">
+    <w:name w:val="heading 9"/>
+    <w:basedOn w:val="a"/>
+    <w:next w:val="a"/>
+    <w:link w:val="90"/>
+    <w:uiPriority w:val="9"/>
+    <w:semiHidden/>
+    <w:unhideWhenUsed/>
+    <w:qFormat/>
+    <w:rsid w:val="00E4131D"/>
+    <w:pPr>
+      <w:keepNext/>
+      <w:numPr>
+        <w:ilvl w:val="8"/>
+        <w:numId w:val="1"/>
+      </w:numPr>
+      <w:ind w:leftChars="1200"/>
+      <w:outlineLvl w:val="8"/>
+    </w:pPr>
+  </w:style>
   <w:style w:type="character" w:default="1" w:styleId="a0">
     <w:name w:val="Default Paragraph Font"/>
     <w:uiPriority w:val="1"/>
@@ -439,6 +777,109 @@
     <w:uiPriority w:val="99"/>
     <w:semiHidden/>
     <w:unhideWhenUsed/>
+  </w:style>
+  <w:style w:type="character" w:customStyle="1" w:styleId="10">
+    <w:name w:val="見出し 1 (文字)"/>
+    <w:basedOn w:val="a0"/>
+    <w:link w:val="1"/>
+    <w:uiPriority w:val="9"/>
+    <w:rsid w:val="00E4131D"/>
+    <w:rPr>
+      <w:rFonts w:asciiTheme="majorHAnsi" w:eastAsiaTheme="majorEastAsia" w:hAnsiTheme="majorHAnsi" w:cstheme="majorBidi"/>
+      <w:sz w:val="24"/>
+      <w:szCs w:val="24"/>
+    </w:rPr>
+  </w:style>
+  <w:style w:type="paragraph" w:styleId="a3">
+    <w:name w:val="List Paragraph"/>
+    <w:basedOn w:val="a"/>
+    <w:uiPriority w:val="34"/>
+    <w:qFormat/>
+    <w:rsid w:val="00E4131D"/>
+    <w:pPr>
+      <w:ind w:leftChars="400" w:left="840"/>
+    </w:pPr>
+  </w:style>
+  <w:style w:type="character" w:customStyle="1" w:styleId="20">
+    <w:name w:val="見出し 2 (文字)"/>
+    <w:basedOn w:val="a0"/>
+    <w:link w:val="2"/>
+    <w:uiPriority w:val="9"/>
+    <w:semiHidden/>
+    <w:rsid w:val="00E4131D"/>
+    <w:rPr>
+      <w:rFonts w:asciiTheme="majorHAnsi" w:eastAsiaTheme="majorEastAsia" w:hAnsiTheme="majorHAnsi" w:cstheme="majorBidi"/>
+    </w:rPr>
+  </w:style>
+  <w:style w:type="character" w:customStyle="1" w:styleId="30">
+    <w:name w:val="見出し 3 (文字)"/>
+    <w:basedOn w:val="a0"/>
+    <w:link w:val="3"/>
+    <w:uiPriority w:val="9"/>
+    <w:semiHidden/>
+    <w:rsid w:val="00E4131D"/>
+    <w:rPr>
+      <w:rFonts w:asciiTheme="majorHAnsi" w:eastAsiaTheme="majorEastAsia" w:hAnsiTheme="majorHAnsi" w:cstheme="majorBidi"/>
+    </w:rPr>
+  </w:style>
+  <w:style w:type="character" w:customStyle="1" w:styleId="40">
+    <w:name w:val="見出し 4 (文字)"/>
+    <w:basedOn w:val="a0"/>
+    <w:link w:val="4"/>
+    <w:uiPriority w:val="9"/>
+    <w:semiHidden/>
+    <w:rsid w:val="00E4131D"/>
+    <w:rPr>
+      <w:b/>
+      <w:bCs/>
+    </w:rPr>
+  </w:style>
+  <w:style w:type="character" w:customStyle="1" w:styleId="50">
+    <w:name w:val="見出し 5 (文字)"/>
+    <w:basedOn w:val="a0"/>
+    <w:link w:val="5"/>
+    <w:uiPriority w:val="9"/>
+    <w:semiHidden/>
+    <w:rsid w:val="00E4131D"/>
+    <w:rPr>
+      <w:rFonts w:asciiTheme="majorHAnsi" w:eastAsiaTheme="majorEastAsia" w:hAnsiTheme="majorHAnsi" w:cstheme="majorBidi"/>
+    </w:rPr>
+  </w:style>
+  <w:style w:type="character" w:customStyle="1" w:styleId="60">
+    <w:name w:val="見出し 6 (文字)"/>
+    <w:basedOn w:val="a0"/>
+    <w:link w:val="6"/>
+    <w:uiPriority w:val="9"/>
+    <w:semiHidden/>
+    <w:rsid w:val="00E4131D"/>
+    <w:rPr>
+      <w:b/>
+      <w:bCs/>
+    </w:rPr>
+  </w:style>
+  <w:style w:type="character" w:customStyle="1" w:styleId="70">
+    <w:name w:val="見出し 7 (文字)"/>
+    <w:basedOn w:val="a0"/>
+    <w:link w:val="7"/>
+    <w:uiPriority w:val="9"/>
+    <w:semiHidden/>
+    <w:rsid w:val="00E4131D"/>
+  </w:style>
+  <w:style w:type="character" w:customStyle="1" w:styleId="80">
+    <w:name w:val="見出し 8 (文字)"/>
+    <w:basedOn w:val="a0"/>
+    <w:link w:val="8"/>
+    <w:uiPriority w:val="9"/>
+    <w:semiHidden/>
+    <w:rsid w:val="00E4131D"/>
+  </w:style>
+  <w:style w:type="character" w:customStyle="1" w:styleId="90">
+    <w:name w:val="見出し 9 (文字)"/>
+    <w:basedOn w:val="a0"/>
+    <w:link w:val="9"/>
+    <w:uiPriority w:val="9"/>
+    <w:semiHidden/>
+    <w:rsid w:val="00E4131D"/>
   </w:style>
 </w:styles>
 </file>

--- a/reference.docx
+++ b/reference.docx
@@ -2,7 +2,13 @@
 <file path=word/document.xml><?xml version="1.0" encoding="utf-8"?>
 <w:document xmlns:wpc="http://schemas.microsoft.com/office/word/2010/wordprocessingCanvas" xmlns:cx="http://schemas.microsoft.com/office/drawing/2014/chartex" xmlns:cx1="http://schemas.microsoft.com/office/drawing/2015/9/8/chartex" xmlns:cx2="http://schemas.microsoft.com/office/drawing/2015/10/21/chartex" xmlns:cx3="http://schemas.microsoft.com/office/drawing/2016/5/9/chartex" xmlns:cx4="http://schemas.microsoft.com/office/drawing/2016/5/10/chartex" xmlns:cx5="http://schemas.microsoft.com/office/drawing/2016/5/11/chartex" xmlns:cx6="http://schemas.microsoft.com/office/drawing/2016/5/12/chartex" xmlns:cx7="http://schemas.microsoft.com/office/drawing/2016/5/13/chartex" xmlns:cx8="http://schemas.microsoft.com/office/drawing/2016/5/14/chartex" xmlns:mc="http://schemas.openxmlformats.org/markup-compatibility/2006" xmlns:aink="http://schemas.microsoft.com/office/drawing/2016/ink" xmlns:am3d="http://schemas.microsoft.com/office/drawing/2017/model3d" xmlns:o="urn:schemas-microsoft-com:office:office" xmlns:oel="http://schemas.microsoft.com/office/2019/extlst" xmlns:r="http://schemas.openxmlformats.org/officeDocument/2006/relationships" xmlns:m="http://schemas.openxmlformats.org/officeDocument/2006/math" xmlns:v="urn:schemas-microsoft-com:vml" xmlns:wp14="http://schemas.microsoft.com/office/word/2010/wordprocessingDrawing" xmlns:wp="http://schemas.openxmlformats.org/drawingml/2006/wordprocessingDrawing" xmlns:w10="urn:schemas-microsoft-com:office:word" xmlns:w="http://schemas.openxmlformats.org/wordprocessingml/2006/main" xmlns:w14="http://schemas.microsoft.com/office/word/2010/wordml" xmlns:w15="http://schemas.microsoft.com/office/word/2012/wordml" xmlns:w16cex="http://schemas.microsoft.com/office/word/2018/wordml/cex" xmlns:w16cid="http://schemas.microsoft.com/office/word/2016/wordml/cid" xmlns:w16="http://schemas.microsoft.com/office/word/2018/wordml" xmlns:w16sdtdh="http://schemas.microsoft.com/office/word/2020/wordml/sdtdatahash" xmlns:w16se="http://schemas.microsoft.com/office/word/2015/wordml/symex" xmlns:wpg="http://schemas.microsoft.com/office/word/2010/wordprocessingGroup" xmlns:wpi="http://schemas.microsoft.com/office/word/2010/wordprocessingInk" xmlns:wne="http://schemas.microsoft.com/office/word/2006/wordml" xmlns:wps="http://schemas.microsoft.com/office/word/2010/wordprocessingShape" mc:Ignorable="w14 w15 w16se w16cid w16 w16cex w16sdtdh wp14">
   <w:body>
-    <w:p/>
+    <w:p>
+      <w:pPr>
+        <w:rPr>
+          <w:rFonts w:hint="eastAsia"/>
+        </w:rPr>
+      </w:pPr>
+    </w:p>
     <w:sectPr>
       <w:pgSz w:w="11906" w:h="16838"/>
       <w:pgMar w:top="1985" w:right="1701" w:bottom="1701" w:left="1701" w:header="851" w:footer="992" w:gutter="0"/>
@@ -11,6 +17,341 @@
     </w:sectPr>
   </w:body>
 </w:document>
+</file>
+
+<file path=word/numbering.xml><?xml version="1.0" encoding="utf-8"?>
+<w:numbering xmlns:wpc="http://schemas.microsoft.com/office/word/2010/wordprocessingCanvas" xmlns:cx="http://schemas.microsoft.com/office/drawing/2014/chartex" xmlns:cx1="http://schemas.microsoft.com/office/drawing/2015/9/8/chartex" xmlns:cx2="http://schemas.microsoft.com/office/drawing/2015/10/21/chartex" xmlns:cx3="http://schemas.microsoft.com/office/drawing/2016/5/9/chartex" xmlns:cx4="http://schemas.microsoft.com/office/drawing/2016/5/10/chartex" xmlns:cx5="http://schemas.microsoft.com/office/drawing/2016/5/11/chartex" xmlns:cx6="http://schemas.microsoft.com/office/drawing/2016/5/12/chartex" xmlns:cx7="http://schemas.microsoft.com/office/drawing/2016/5/13/chartex" xmlns:cx8="http://schemas.microsoft.com/office/drawing/2016/5/14/chartex" xmlns:mc="http://schemas.openxmlformats.org/markup-compatibility/2006" xmlns:aink="http://schemas.microsoft.com/office/drawing/2016/ink" xmlns:am3d="http://schemas.microsoft.com/office/drawing/2017/model3d" xmlns:o="urn:schemas-microsoft-com:office:office" xmlns:oel="http://schemas.microsoft.com/office/2019/extlst" xmlns:r="http://schemas.openxmlformats.org/officeDocument/2006/relationships" xmlns:m="http://schemas.openxmlformats.org/officeDocument/2006/math" xmlns:v="urn:schemas-microsoft-com:vml" xmlns:wp14="http://schemas.microsoft.com/office/word/2010/wordprocessingDrawing" xmlns:wp="http://schemas.openxmlformats.org/drawingml/2006/wordprocessingDrawing" xmlns:w10="urn:schemas-microsoft-com:office:word" xmlns:w="http://schemas.openxmlformats.org/wordprocessingml/2006/main" xmlns:w14="http://schemas.microsoft.com/office/word/2010/wordml" xmlns:w15="http://schemas.microsoft.com/office/word/2012/wordml" xmlns:w16cex="http://schemas.microsoft.com/office/word/2018/wordml/cex" xmlns:w16cid="http://schemas.microsoft.com/office/word/2016/wordml/cid" xmlns:w16="http://schemas.microsoft.com/office/word/2018/wordml" xmlns:w16sdtdh="http://schemas.microsoft.com/office/word/2020/wordml/sdtdatahash" xmlns:w16se="http://schemas.microsoft.com/office/word/2015/wordml/symex" xmlns:wpg="http://schemas.microsoft.com/office/word/2010/wordprocessingGroup" xmlns:wpi="http://schemas.microsoft.com/office/word/2010/wordprocessingInk" xmlns:wne="http://schemas.microsoft.com/office/word/2006/wordml" xmlns:wps="http://schemas.microsoft.com/office/word/2010/wordprocessingShape" mc:Ignorable="w14 w15 w16se w16cid w16 w16cex w16sdtdh wp14">
+  <w:abstractNum w:abstractNumId="0" w15:restartNumberingAfterBreak="0">
+    <w:nsid w:val="0531678E"/>
+    <w:multiLevelType w:val="hybridMultilevel"/>
+    <w:tmpl w:val="E49E29DC"/>
+    <w:lvl w:ilvl="0" w:tplc="04090001">
+      <w:start w:val="1"/>
+      <w:numFmt w:val="bullet"/>
+      <w:lvlText w:val=""/>
+      <w:lvlJc w:val="left"/>
+      <w:pPr>
+        <w:ind w:left="420" w:hanging="420"/>
+      </w:pPr>
+      <w:rPr>
+        <w:rFonts w:ascii="Wingdings" w:hAnsi="Wingdings" w:hint="default"/>
+      </w:rPr>
+    </w:lvl>
+    <w:lvl w:ilvl="1" w:tplc="0409000B" w:tentative="1">
+      <w:start w:val="1"/>
+      <w:numFmt w:val="bullet"/>
+      <w:lvlText w:val=""/>
+      <w:lvlJc w:val="left"/>
+      <w:pPr>
+        <w:ind w:left="840" w:hanging="420"/>
+      </w:pPr>
+      <w:rPr>
+        <w:rFonts w:ascii="Wingdings" w:hAnsi="Wingdings" w:hint="default"/>
+      </w:rPr>
+    </w:lvl>
+    <w:lvl w:ilvl="2" w:tplc="0409000D" w:tentative="1">
+      <w:start w:val="1"/>
+      <w:numFmt w:val="bullet"/>
+      <w:lvlText w:val=""/>
+      <w:lvlJc w:val="left"/>
+      <w:pPr>
+        <w:ind w:left="1260" w:hanging="420"/>
+      </w:pPr>
+      <w:rPr>
+        <w:rFonts w:ascii="Wingdings" w:hAnsi="Wingdings" w:hint="default"/>
+      </w:rPr>
+    </w:lvl>
+    <w:lvl w:ilvl="3" w:tplc="04090001" w:tentative="1">
+      <w:start w:val="1"/>
+      <w:numFmt w:val="bullet"/>
+      <w:lvlText w:val=""/>
+      <w:lvlJc w:val="left"/>
+      <w:pPr>
+        <w:ind w:left="1680" w:hanging="420"/>
+      </w:pPr>
+      <w:rPr>
+        <w:rFonts w:ascii="Wingdings" w:hAnsi="Wingdings" w:hint="default"/>
+      </w:rPr>
+    </w:lvl>
+    <w:lvl w:ilvl="4" w:tplc="0409000B" w:tentative="1">
+      <w:start w:val="1"/>
+      <w:numFmt w:val="bullet"/>
+      <w:lvlText w:val=""/>
+      <w:lvlJc w:val="left"/>
+      <w:pPr>
+        <w:ind w:left="2100" w:hanging="420"/>
+      </w:pPr>
+      <w:rPr>
+        <w:rFonts w:ascii="Wingdings" w:hAnsi="Wingdings" w:hint="default"/>
+      </w:rPr>
+    </w:lvl>
+    <w:lvl w:ilvl="5" w:tplc="0409000D" w:tentative="1">
+      <w:start w:val="1"/>
+      <w:numFmt w:val="bullet"/>
+      <w:lvlText w:val=""/>
+      <w:lvlJc w:val="left"/>
+      <w:pPr>
+        <w:ind w:left="2520" w:hanging="420"/>
+      </w:pPr>
+      <w:rPr>
+        <w:rFonts w:ascii="Wingdings" w:hAnsi="Wingdings" w:hint="default"/>
+      </w:rPr>
+    </w:lvl>
+    <w:lvl w:ilvl="6" w:tplc="04090001" w:tentative="1">
+      <w:start w:val="1"/>
+      <w:numFmt w:val="bullet"/>
+      <w:lvlText w:val=""/>
+      <w:lvlJc w:val="left"/>
+      <w:pPr>
+        <w:ind w:left="2940" w:hanging="420"/>
+      </w:pPr>
+      <w:rPr>
+        <w:rFonts w:ascii="Wingdings" w:hAnsi="Wingdings" w:hint="default"/>
+      </w:rPr>
+    </w:lvl>
+    <w:lvl w:ilvl="7" w:tplc="0409000B" w:tentative="1">
+      <w:start w:val="1"/>
+      <w:numFmt w:val="bullet"/>
+      <w:lvlText w:val=""/>
+      <w:lvlJc w:val="left"/>
+      <w:pPr>
+        <w:ind w:left="3360" w:hanging="420"/>
+      </w:pPr>
+      <w:rPr>
+        <w:rFonts w:ascii="Wingdings" w:hAnsi="Wingdings" w:hint="default"/>
+      </w:rPr>
+    </w:lvl>
+    <w:lvl w:ilvl="8" w:tplc="0409000D" w:tentative="1">
+      <w:start w:val="1"/>
+      <w:numFmt w:val="bullet"/>
+      <w:lvlText w:val=""/>
+      <w:lvlJc w:val="left"/>
+      <w:pPr>
+        <w:ind w:left="3780" w:hanging="420"/>
+      </w:pPr>
+      <w:rPr>
+        <w:rFonts w:ascii="Wingdings" w:hAnsi="Wingdings" w:hint="default"/>
+      </w:rPr>
+    </w:lvl>
+  </w:abstractNum>
+  <w:abstractNum w:abstractNumId="1" w15:restartNumberingAfterBreak="0">
+    <w:nsid w:val="71C30E8D"/>
+    <w:multiLevelType w:val="multilevel"/>
+    <w:tmpl w:val="0409001D"/>
+    <w:lvl w:ilvl="0">
+      <w:start w:val="1"/>
+      <w:numFmt w:val="decimal"/>
+      <w:lvlText w:val="%1"/>
+      <w:lvlJc w:val="left"/>
+      <w:pPr>
+        <w:ind w:left="425" w:hanging="425"/>
+      </w:pPr>
+    </w:lvl>
+    <w:lvl w:ilvl="1">
+      <w:start w:val="1"/>
+      <w:numFmt w:val="decimal"/>
+      <w:lvlText w:val="%1.%2"/>
+      <w:lvlJc w:val="left"/>
+      <w:pPr>
+        <w:ind w:left="992" w:hanging="567"/>
+      </w:pPr>
+    </w:lvl>
+    <w:lvl w:ilvl="2">
+      <w:start w:val="1"/>
+      <w:numFmt w:val="decimal"/>
+      <w:lvlText w:val="%1.%2.%3"/>
+      <w:lvlJc w:val="left"/>
+      <w:pPr>
+        <w:ind w:left="1418" w:hanging="567"/>
+      </w:pPr>
+    </w:lvl>
+    <w:lvl w:ilvl="3">
+      <w:start w:val="1"/>
+      <w:numFmt w:val="decimal"/>
+      <w:lvlText w:val="%1.%2.%3.%4"/>
+      <w:lvlJc w:val="left"/>
+      <w:pPr>
+        <w:ind w:left="1984" w:hanging="708"/>
+      </w:pPr>
+    </w:lvl>
+    <w:lvl w:ilvl="4">
+      <w:start w:val="1"/>
+      <w:numFmt w:val="decimal"/>
+      <w:lvlText w:val="%1.%2.%3.%4.%5"/>
+      <w:lvlJc w:val="left"/>
+      <w:pPr>
+        <w:ind w:left="2551" w:hanging="850"/>
+      </w:pPr>
+    </w:lvl>
+    <w:lvl w:ilvl="5">
+      <w:start w:val="1"/>
+      <w:numFmt w:val="decimal"/>
+      <w:lvlText w:val="%1.%2.%3.%4.%5.%6"/>
+      <w:lvlJc w:val="left"/>
+      <w:pPr>
+        <w:ind w:left="3260" w:hanging="1134"/>
+      </w:pPr>
+    </w:lvl>
+    <w:lvl w:ilvl="6">
+      <w:start w:val="1"/>
+      <w:numFmt w:val="decimal"/>
+      <w:lvlText w:val="%1.%2.%3.%4.%5.%6.%7"/>
+      <w:lvlJc w:val="left"/>
+      <w:pPr>
+        <w:ind w:left="3827" w:hanging="1276"/>
+      </w:pPr>
+    </w:lvl>
+    <w:lvl w:ilvl="7">
+      <w:start w:val="1"/>
+      <w:numFmt w:val="decimal"/>
+      <w:lvlText w:val="%1.%2.%3.%4.%5.%6.%7.%8"/>
+      <w:lvlJc w:val="left"/>
+      <w:pPr>
+        <w:ind w:left="4394" w:hanging="1418"/>
+      </w:pPr>
+    </w:lvl>
+    <w:lvl w:ilvl="8">
+      <w:start w:val="1"/>
+      <w:numFmt w:val="decimal"/>
+      <w:lvlText w:val="%1.%2.%3.%4.%5.%6.%7.%8.%9"/>
+      <w:lvlJc w:val="left"/>
+      <w:pPr>
+        <w:ind w:left="5102" w:hanging="1700"/>
+      </w:pPr>
+    </w:lvl>
+  </w:abstractNum>
+  <w:abstractNum w:abstractNumId="2" w15:restartNumberingAfterBreak="0">
+    <w:nsid w:val="73874B72"/>
+    <w:multiLevelType w:val="multilevel"/>
+    <w:tmpl w:val="1AD23EDC"/>
+    <w:lvl w:ilvl="0">
+      <w:start w:val="1"/>
+      <w:numFmt w:val="decimal"/>
+      <w:pStyle w:val="1"/>
+      <w:lvlText w:val="%1"/>
+      <w:lvlJc w:val="left"/>
+      <w:pPr>
+        <w:ind w:left="425" w:hanging="425"/>
+      </w:pPr>
+      <w:rPr>
+        <w:rFonts w:hint="eastAsia"/>
+      </w:rPr>
+    </w:lvl>
+    <w:lvl w:ilvl="1">
+      <w:start w:val="1"/>
+      <w:numFmt w:val="decimal"/>
+      <w:pStyle w:val="2"/>
+      <w:lvlText w:val="%1.%2"/>
+      <w:lvlJc w:val="left"/>
+      <w:pPr>
+        <w:ind w:left="992" w:hanging="567"/>
+      </w:pPr>
+      <w:rPr>
+        <w:rFonts w:hint="eastAsia"/>
+      </w:rPr>
+    </w:lvl>
+    <w:lvl w:ilvl="2">
+      <w:start w:val="1"/>
+      <w:numFmt w:val="decimal"/>
+      <w:pStyle w:val="3"/>
+      <w:lvlText w:val="%1.%2.%3"/>
+      <w:lvlJc w:val="left"/>
+      <w:pPr>
+        <w:ind w:left="1418" w:hanging="567"/>
+      </w:pPr>
+      <w:rPr>
+        <w:rFonts w:hint="eastAsia"/>
+      </w:rPr>
+    </w:lvl>
+    <w:lvl w:ilvl="3">
+      <w:start w:val="1"/>
+      <w:numFmt w:val="decimal"/>
+      <w:pStyle w:val="4"/>
+      <w:lvlText w:val="%1.%2.%3.%4"/>
+      <w:lvlJc w:val="left"/>
+      <w:pPr>
+        <w:ind w:left="1984" w:hanging="708"/>
+      </w:pPr>
+      <w:rPr>
+        <w:rFonts w:hint="eastAsia"/>
+      </w:rPr>
+    </w:lvl>
+    <w:lvl w:ilvl="4">
+      <w:start w:val="1"/>
+      <w:numFmt w:val="decimal"/>
+      <w:pStyle w:val="5"/>
+      <w:lvlText w:val="%1.%2.%3.%4.%5"/>
+      <w:lvlJc w:val="left"/>
+      <w:pPr>
+        <w:ind w:left="2551" w:hanging="850"/>
+      </w:pPr>
+      <w:rPr>
+        <w:rFonts w:hint="eastAsia"/>
+      </w:rPr>
+    </w:lvl>
+    <w:lvl w:ilvl="5">
+      <w:start w:val="1"/>
+      <w:numFmt w:val="decimal"/>
+      <w:pStyle w:val="6"/>
+      <w:lvlText w:val="%1.%2.%3.%4.%5.%6"/>
+      <w:lvlJc w:val="left"/>
+      <w:pPr>
+        <w:ind w:left="3260" w:hanging="1134"/>
+      </w:pPr>
+      <w:rPr>
+        <w:rFonts w:hint="eastAsia"/>
+      </w:rPr>
+    </w:lvl>
+    <w:lvl w:ilvl="6">
+      <w:start w:val="1"/>
+      <w:numFmt w:val="decimal"/>
+      <w:pStyle w:val="7"/>
+      <w:lvlText w:val="%1.%2.%3.%4.%5.%6.%7"/>
+      <w:lvlJc w:val="left"/>
+      <w:pPr>
+        <w:ind w:left="3827" w:hanging="1276"/>
+      </w:pPr>
+      <w:rPr>
+        <w:rFonts w:hint="eastAsia"/>
+      </w:rPr>
+    </w:lvl>
+    <w:lvl w:ilvl="7">
+      <w:start w:val="1"/>
+      <w:numFmt w:val="decimal"/>
+      <w:pStyle w:val="8"/>
+      <w:lvlText w:val="%1.%2.%3.%4.%5.%6.%7.%8"/>
+      <w:lvlJc w:val="left"/>
+      <w:pPr>
+        <w:ind w:left="4394" w:hanging="1418"/>
+      </w:pPr>
+      <w:rPr>
+        <w:rFonts w:hint="eastAsia"/>
+      </w:rPr>
+    </w:lvl>
+    <w:lvl w:ilvl="8">
+      <w:start w:val="1"/>
+      <w:numFmt w:val="decimal"/>
+      <w:pStyle w:val="9"/>
+      <w:lvlText w:val="%1.%2.%3.%4.%5.%6.%7.%8.%9"/>
+      <w:lvlJc w:val="left"/>
+      <w:pPr>
+        <w:ind w:left="5102" w:hanging="1700"/>
+      </w:pPr>
+      <w:rPr>
+        <w:rFonts w:hint="eastAsia"/>
+      </w:rPr>
+    </w:lvl>
+  </w:abstractNum>
+  <w:num w:numId="1" w16cid:durableId="1214729577">
+    <w:abstractNumId w:val="2"/>
+  </w:num>
+  <w:num w:numId="2" w16cid:durableId="1638678907">
+    <w:abstractNumId w:val="1"/>
+  </w:num>
+  <w:num w:numId="3" w16cid:durableId="545220321">
+    <w:abstractNumId w:val="0"/>
+  </w:num>
+</w:numbering>
 </file>
 
 <file path=word/styles.xml><?xml version="1.0" encoding="utf-8"?>
@@ -413,6 +754,203 @@
       <w:jc w:val="both"/>
     </w:pPr>
   </w:style>
+  <w:style w:type="paragraph" w:styleId="1">
+    <w:name w:val="heading 1"/>
+    <w:basedOn w:val="a"/>
+    <w:next w:val="a"/>
+    <w:link w:val="10"/>
+    <w:uiPriority w:val="9"/>
+    <w:qFormat/>
+    <w:rsid w:val="00E4131D"/>
+    <w:pPr>
+      <w:keepNext/>
+      <w:numPr>
+        <w:numId w:val="1"/>
+      </w:numPr>
+      <w:outlineLvl w:val="0"/>
+    </w:pPr>
+    <w:rPr>
+      <w:rFonts w:asciiTheme="majorHAnsi" w:eastAsiaTheme="majorEastAsia" w:hAnsiTheme="majorHAnsi" w:cstheme="majorBidi"/>
+      <w:sz w:val="24"/>
+      <w:szCs w:val="24"/>
+    </w:rPr>
+  </w:style>
+  <w:style w:type="paragraph" w:styleId="2">
+    <w:name w:val="heading 2"/>
+    <w:basedOn w:val="a"/>
+    <w:next w:val="a"/>
+    <w:link w:val="20"/>
+    <w:uiPriority w:val="9"/>
+    <w:semiHidden/>
+    <w:unhideWhenUsed/>
+    <w:qFormat/>
+    <w:rsid w:val="00E4131D"/>
+    <w:pPr>
+      <w:keepNext/>
+      <w:numPr>
+        <w:ilvl w:val="1"/>
+        <w:numId w:val="1"/>
+      </w:numPr>
+      <w:outlineLvl w:val="1"/>
+    </w:pPr>
+    <w:rPr>
+      <w:rFonts w:asciiTheme="majorHAnsi" w:eastAsiaTheme="majorEastAsia" w:hAnsiTheme="majorHAnsi" w:cstheme="majorBidi"/>
+    </w:rPr>
+  </w:style>
+  <w:style w:type="paragraph" w:styleId="3">
+    <w:name w:val="heading 3"/>
+    <w:basedOn w:val="a"/>
+    <w:next w:val="a"/>
+    <w:link w:val="30"/>
+    <w:uiPriority w:val="9"/>
+    <w:semiHidden/>
+    <w:unhideWhenUsed/>
+    <w:qFormat/>
+    <w:rsid w:val="00E4131D"/>
+    <w:pPr>
+      <w:keepNext/>
+      <w:numPr>
+        <w:ilvl w:val="2"/>
+        <w:numId w:val="1"/>
+      </w:numPr>
+      <w:ind w:leftChars="400" w:left="400"/>
+      <w:outlineLvl w:val="2"/>
+    </w:pPr>
+    <w:rPr>
+      <w:rFonts w:asciiTheme="majorHAnsi" w:eastAsiaTheme="majorEastAsia" w:hAnsiTheme="majorHAnsi" w:cstheme="majorBidi"/>
+    </w:rPr>
+  </w:style>
+  <w:style w:type="paragraph" w:styleId="4">
+    <w:name w:val="heading 4"/>
+    <w:basedOn w:val="a"/>
+    <w:next w:val="a"/>
+    <w:link w:val="40"/>
+    <w:uiPriority w:val="9"/>
+    <w:semiHidden/>
+    <w:unhideWhenUsed/>
+    <w:qFormat/>
+    <w:rsid w:val="00E4131D"/>
+    <w:pPr>
+      <w:keepNext/>
+      <w:numPr>
+        <w:ilvl w:val="3"/>
+        <w:numId w:val="1"/>
+      </w:numPr>
+      <w:ind w:leftChars="400" w:left="400"/>
+      <w:outlineLvl w:val="3"/>
+    </w:pPr>
+    <w:rPr>
+      <w:b/>
+      <w:bCs/>
+    </w:rPr>
+  </w:style>
+  <w:style w:type="paragraph" w:styleId="5">
+    <w:name w:val="heading 5"/>
+    <w:basedOn w:val="a"/>
+    <w:next w:val="a"/>
+    <w:link w:val="50"/>
+    <w:uiPriority w:val="9"/>
+    <w:semiHidden/>
+    <w:unhideWhenUsed/>
+    <w:qFormat/>
+    <w:rsid w:val="00E4131D"/>
+    <w:pPr>
+      <w:keepNext/>
+      <w:numPr>
+        <w:ilvl w:val="4"/>
+        <w:numId w:val="1"/>
+      </w:numPr>
+      <w:ind w:leftChars="800" w:left="800"/>
+      <w:outlineLvl w:val="4"/>
+    </w:pPr>
+    <w:rPr>
+      <w:rFonts w:asciiTheme="majorHAnsi" w:eastAsiaTheme="majorEastAsia" w:hAnsiTheme="majorHAnsi" w:cstheme="majorBidi"/>
+    </w:rPr>
+  </w:style>
+  <w:style w:type="paragraph" w:styleId="6">
+    <w:name w:val="heading 6"/>
+    <w:basedOn w:val="a"/>
+    <w:next w:val="a"/>
+    <w:link w:val="60"/>
+    <w:uiPriority w:val="9"/>
+    <w:semiHidden/>
+    <w:unhideWhenUsed/>
+    <w:qFormat/>
+    <w:rsid w:val="00E4131D"/>
+    <w:pPr>
+      <w:keepNext/>
+      <w:numPr>
+        <w:ilvl w:val="5"/>
+        <w:numId w:val="1"/>
+      </w:numPr>
+      <w:ind w:leftChars="800" w:left="800"/>
+      <w:outlineLvl w:val="5"/>
+    </w:pPr>
+    <w:rPr>
+      <w:b/>
+      <w:bCs/>
+    </w:rPr>
+  </w:style>
+  <w:style w:type="paragraph" w:styleId="7">
+    <w:name w:val="heading 7"/>
+    <w:basedOn w:val="a"/>
+    <w:next w:val="a"/>
+    <w:link w:val="70"/>
+    <w:uiPriority w:val="9"/>
+    <w:semiHidden/>
+    <w:unhideWhenUsed/>
+    <w:qFormat/>
+    <w:rsid w:val="00E4131D"/>
+    <w:pPr>
+      <w:keepNext/>
+      <w:numPr>
+        <w:ilvl w:val="6"/>
+        <w:numId w:val="1"/>
+      </w:numPr>
+      <w:ind w:leftChars="800" w:left="800"/>
+      <w:outlineLvl w:val="6"/>
+    </w:pPr>
+  </w:style>
+  <w:style w:type="paragraph" w:styleId="8">
+    <w:name w:val="heading 8"/>
+    <w:basedOn w:val="a"/>
+    <w:next w:val="a"/>
+    <w:link w:val="80"/>
+    <w:uiPriority w:val="9"/>
+    <w:semiHidden/>
+    <w:unhideWhenUsed/>
+    <w:qFormat/>
+    <w:rsid w:val="00E4131D"/>
+    <w:pPr>
+      <w:keepNext/>
+      <w:numPr>
+        <w:ilvl w:val="7"/>
+        <w:numId w:val="1"/>
+      </w:numPr>
+      <w:ind w:leftChars="1200" w:left="1200"/>
+      <w:outlineLvl w:val="7"/>
+    </w:pPr>
+  </w:style>
+  <w:style w:type="paragraph" w:styleId="9">
+    <w:name w:val="heading 9"/>
+    <w:basedOn w:val="a"/>
+    <w:next w:val="a"/>
+    <w:link w:val="90"/>
+    <w:uiPriority w:val="9"/>
+    <w:semiHidden/>
+    <w:unhideWhenUsed/>
+    <w:qFormat/>
+    <w:rsid w:val="00E4131D"/>
+    <w:pPr>
+      <w:keepNext/>
+      <w:numPr>
+        <w:ilvl w:val="8"/>
+        <w:numId w:val="1"/>
+      </w:numPr>
+      <w:ind w:leftChars="1200" w:left="1200"/>
+      <w:outlineLvl w:val="8"/>
+    </w:pPr>
+  </w:style>
   <w:style w:type="character" w:default="1" w:styleId="a0">
     <w:name w:val="Default Paragraph Font"/>
     <w:uiPriority w:val="1"/>
@@ -439,6 +977,109 @@
     <w:uiPriority w:val="99"/>
     <w:semiHidden/>
     <w:unhideWhenUsed/>
+  </w:style>
+  <w:style w:type="character" w:customStyle="1" w:styleId="10">
+    <w:name w:val="見出し 1 (文字)"/>
+    <w:basedOn w:val="a0"/>
+    <w:link w:val="1"/>
+    <w:uiPriority w:val="9"/>
+    <w:rsid w:val="00E4131D"/>
+    <w:rPr>
+      <w:rFonts w:asciiTheme="majorHAnsi" w:eastAsiaTheme="majorEastAsia" w:hAnsiTheme="majorHAnsi" w:cstheme="majorBidi"/>
+      <w:sz w:val="24"/>
+      <w:szCs w:val="24"/>
+    </w:rPr>
+  </w:style>
+  <w:style w:type="paragraph" w:styleId="a3">
+    <w:name w:val="List Paragraph"/>
+    <w:basedOn w:val="a"/>
+    <w:uiPriority w:val="34"/>
+    <w:qFormat/>
+    <w:rsid w:val="00E4131D"/>
+    <w:pPr>
+      <w:ind w:leftChars="400" w:left="840"/>
+    </w:pPr>
+  </w:style>
+  <w:style w:type="character" w:customStyle="1" w:styleId="20">
+    <w:name w:val="見出し 2 (文字)"/>
+    <w:basedOn w:val="a0"/>
+    <w:link w:val="2"/>
+    <w:uiPriority w:val="9"/>
+    <w:semiHidden/>
+    <w:rsid w:val="00E4131D"/>
+    <w:rPr>
+      <w:rFonts w:asciiTheme="majorHAnsi" w:eastAsiaTheme="majorEastAsia" w:hAnsiTheme="majorHAnsi" w:cstheme="majorBidi"/>
+    </w:rPr>
+  </w:style>
+  <w:style w:type="character" w:customStyle="1" w:styleId="30">
+    <w:name w:val="見出し 3 (文字)"/>
+    <w:basedOn w:val="a0"/>
+    <w:link w:val="3"/>
+    <w:uiPriority w:val="9"/>
+    <w:semiHidden/>
+    <w:rsid w:val="00E4131D"/>
+    <w:rPr>
+      <w:rFonts w:asciiTheme="majorHAnsi" w:eastAsiaTheme="majorEastAsia" w:hAnsiTheme="majorHAnsi" w:cstheme="majorBidi"/>
+    </w:rPr>
+  </w:style>
+  <w:style w:type="character" w:customStyle="1" w:styleId="40">
+    <w:name w:val="見出し 4 (文字)"/>
+    <w:basedOn w:val="a0"/>
+    <w:link w:val="4"/>
+    <w:uiPriority w:val="9"/>
+    <w:semiHidden/>
+    <w:rsid w:val="00E4131D"/>
+    <w:rPr>
+      <w:b/>
+      <w:bCs/>
+    </w:rPr>
+  </w:style>
+  <w:style w:type="character" w:customStyle="1" w:styleId="50">
+    <w:name w:val="見出し 5 (文字)"/>
+    <w:basedOn w:val="a0"/>
+    <w:link w:val="5"/>
+    <w:uiPriority w:val="9"/>
+    <w:semiHidden/>
+    <w:rsid w:val="00E4131D"/>
+    <w:rPr>
+      <w:rFonts w:asciiTheme="majorHAnsi" w:eastAsiaTheme="majorEastAsia" w:hAnsiTheme="majorHAnsi" w:cstheme="majorBidi"/>
+    </w:rPr>
+  </w:style>
+  <w:style w:type="character" w:customStyle="1" w:styleId="60">
+    <w:name w:val="見出し 6 (文字)"/>
+    <w:basedOn w:val="a0"/>
+    <w:link w:val="6"/>
+    <w:uiPriority w:val="9"/>
+    <w:semiHidden/>
+    <w:rsid w:val="00E4131D"/>
+    <w:rPr>
+      <w:b/>
+      <w:bCs/>
+    </w:rPr>
+  </w:style>
+  <w:style w:type="character" w:customStyle="1" w:styleId="70">
+    <w:name w:val="見出し 7 (文字)"/>
+    <w:basedOn w:val="a0"/>
+    <w:link w:val="7"/>
+    <w:uiPriority w:val="9"/>
+    <w:semiHidden/>
+    <w:rsid w:val="00E4131D"/>
+  </w:style>
+  <w:style w:type="character" w:customStyle="1" w:styleId="80">
+    <w:name w:val="見出し 8 (文字)"/>
+    <w:basedOn w:val="a0"/>
+    <w:link w:val="8"/>
+    <w:uiPriority w:val="9"/>
+    <w:semiHidden/>
+    <w:rsid w:val="00E4131D"/>
+  </w:style>
+  <w:style w:type="character" w:customStyle="1" w:styleId="90">
+    <w:name w:val="見出し 9 (文字)"/>
+    <w:basedOn w:val="a0"/>
+    <w:link w:val="9"/>
+    <w:uiPriority w:val="9"/>
+    <w:semiHidden/>
+    <w:rsid w:val="00E4131D"/>
   </w:style>
 </w:styles>
 </file>

--- a/reference.docx
+++ b/reference.docx
@@ -4,9 +4,7 @@
   <w:body>
     <w:p>
       <w:pPr>
-        <w:rPr>
-          <w:rFonts w:hint="eastAsia"/>
-        </w:rPr>
+        <w:jc w:val="left"/>
       </w:pPr>
     </w:p>
     <w:sectPr>

--- a/reference.docx
+++ b/reference.docx
@@ -4,7 +4,11 @@
   <w:body>
     <w:p>
       <w:pPr>
+        <w:contextualSpacing/>
         <w:jc w:val="left"/>
+        <w:rPr>
+          <w:rFonts w:hint="eastAsia"/>
+        </w:rPr>
       </w:pPr>
     </w:p>
     <w:sectPr>
@@ -348,6 +352,36 @@
   </w:num>
   <w:num w:numId="3" w16cid:durableId="545220321">
     <w:abstractNumId w:val="0"/>
+  </w:num>
+  <w:num w:numId="4" w16cid:durableId="1410081183">
+    <w:abstractNumId w:val="1"/>
+    <w:lvlOverride w:ilvl="0">
+      <w:startOverride w:val="1"/>
+    </w:lvlOverride>
+    <w:lvlOverride w:ilvl="1">
+      <w:startOverride w:val="1"/>
+    </w:lvlOverride>
+    <w:lvlOverride w:ilvl="2">
+      <w:startOverride w:val="1"/>
+    </w:lvlOverride>
+    <w:lvlOverride w:ilvl="3">
+      <w:startOverride w:val="1"/>
+    </w:lvlOverride>
+    <w:lvlOverride w:ilvl="4">
+      <w:startOverride w:val="1"/>
+    </w:lvlOverride>
+    <w:lvlOverride w:ilvl="5">
+      <w:startOverride w:val="1"/>
+    </w:lvlOverride>
+    <w:lvlOverride w:ilvl="6">
+      <w:startOverride w:val="1"/>
+    </w:lvlOverride>
+    <w:lvlOverride w:ilvl="7">
+      <w:startOverride w:val="1"/>
+    </w:lvlOverride>
+    <w:lvlOverride w:ilvl="8">
+      <w:startOverride w:val="1"/>
+    </w:lvlOverride>
   </w:num>
 </w:numbering>
 </file>

--- a/reference.docx
+++ b/reference.docx
@@ -137,6 +137,119 @@
     </w:lvl>
   </w:abstractNum>
   <w:abstractNum w:abstractNumId="1" w15:restartNumberingAfterBreak="0">
+    <w:nsid w:val="63F73B83"/>
+    <w:multiLevelType w:val="hybridMultilevel"/>
+    <w:tmpl w:val="9FA05A88"/>
+    <w:lvl w:ilvl="0" w:tplc="04090001">
+      <w:start w:val="1"/>
+      <w:numFmt w:val="bullet"/>
+      <w:lvlText w:val=""/>
+      <w:lvlJc w:val="left"/>
+      <w:pPr>
+        <w:ind w:left="420" w:hanging="420"/>
+      </w:pPr>
+      <w:rPr>
+        <w:rFonts w:ascii="Wingdings" w:hAnsi="Wingdings" w:hint="default"/>
+      </w:rPr>
+    </w:lvl>
+    <w:lvl w:ilvl="1" w:tplc="0409000B" w:tentative="1">
+      <w:start w:val="1"/>
+      <w:numFmt w:val="bullet"/>
+      <w:lvlText w:val=""/>
+      <w:lvlJc w:val="left"/>
+      <w:pPr>
+        <w:ind w:left="840" w:hanging="420"/>
+      </w:pPr>
+      <w:rPr>
+        <w:rFonts w:ascii="Wingdings" w:hAnsi="Wingdings" w:hint="default"/>
+      </w:rPr>
+    </w:lvl>
+    <w:lvl w:ilvl="2" w:tplc="0409000D" w:tentative="1">
+      <w:start w:val="1"/>
+      <w:numFmt w:val="bullet"/>
+      <w:lvlText w:val=""/>
+      <w:lvlJc w:val="left"/>
+      <w:pPr>
+        <w:ind w:left="1260" w:hanging="420"/>
+      </w:pPr>
+      <w:rPr>
+        <w:rFonts w:ascii="Wingdings" w:hAnsi="Wingdings" w:hint="default"/>
+      </w:rPr>
+    </w:lvl>
+    <w:lvl w:ilvl="3" w:tplc="04090001" w:tentative="1">
+      <w:start w:val="1"/>
+      <w:numFmt w:val="bullet"/>
+      <w:lvlText w:val=""/>
+      <w:lvlJc w:val="left"/>
+      <w:pPr>
+        <w:ind w:left="1680" w:hanging="420"/>
+      </w:pPr>
+      <w:rPr>
+        <w:rFonts w:ascii="Wingdings" w:hAnsi="Wingdings" w:hint="default"/>
+      </w:rPr>
+    </w:lvl>
+    <w:lvl w:ilvl="4" w:tplc="0409000B" w:tentative="1">
+      <w:start w:val="1"/>
+      <w:numFmt w:val="bullet"/>
+      <w:lvlText w:val=""/>
+      <w:lvlJc w:val="left"/>
+      <w:pPr>
+        <w:ind w:left="2100" w:hanging="420"/>
+      </w:pPr>
+      <w:rPr>
+        <w:rFonts w:ascii="Wingdings" w:hAnsi="Wingdings" w:hint="default"/>
+      </w:rPr>
+    </w:lvl>
+    <w:lvl w:ilvl="5" w:tplc="0409000D" w:tentative="1">
+      <w:start w:val="1"/>
+      <w:numFmt w:val="bullet"/>
+      <w:lvlText w:val=""/>
+      <w:lvlJc w:val="left"/>
+      <w:pPr>
+        <w:ind w:left="2520" w:hanging="420"/>
+      </w:pPr>
+      <w:rPr>
+        <w:rFonts w:ascii="Wingdings" w:hAnsi="Wingdings" w:hint="default"/>
+      </w:rPr>
+    </w:lvl>
+    <w:lvl w:ilvl="6" w:tplc="04090001" w:tentative="1">
+      <w:start w:val="1"/>
+      <w:numFmt w:val="bullet"/>
+      <w:lvlText w:val=""/>
+      <w:lvlJc w:val="left"/>
+      <w:pPr>
+        <w:ind w:left="2940" w:hanging="420"/>
+      </w:pPr>
+      <w:rPr>
+        <w:rFonts w:ascii="Wingdings" w:hAnsi="Wingdings" w:hint="default"/>
+      </w:rPr>
+    </w:lvl>
+    <w:lvl w:ilvl="7" w:tplc="0409000B" w:tentative="1">
+      <w:start w:val="1"/>
+      <w:numFmt w:val="bullet"/>
+      <w:lvlText w:val=""/>
+      <w:lvlJc w:val="left"/>
+      <w:pPr>
+        <w:ind w:left="3360" w:hanging="420"/>
+      </w:pPr>
+      <w:rPr>
+        <w:rFonts w:ascii="Wingdings" w:hAnsi="Wingdings" w:hint="default"/>
+      </w:rPr>
+    </w:lvl>
+    <w:lvl w:ilvl="8" w:tplc="0409000D" w:tentative="1">
+      <w:start w:val="1"/>
+      <w:numFmt w:val="bullet"/>
+      <w:lvlText w:val=""/>
+      <w:lvlJc w:val="left"/>
+      <w:pPr>
+        <w:ind w:left="3780" w:hanging="420"/>
+      </w:pPr>
+      <w:rPr>
+        <w:rFonts w:ascii="Wingdings" w:hAnsi="Wingdings" w:hint="default"/>
+      </w:rPr>
+    </w:lvl>
+  </w:abstractNum>
+  <w:abstractNum w:abstractNumId="2" w15:restartNumberingAfterBreak="0">
     <w:nsid w:val="71C30E8D"/>
     <w:multiLevelType w:val="multilevel"/>
     <w:tmpl w:val="0409001D"/>
@@ -222,7 +335,7 @@
       </w:pPr>
     </w:lvl>
   </w:abstractNum>
-  <w:abstractNum w:abstractNumId="2" w15:restartNumberingAfterBreak="0">
+  <w:abstractNum w:abstractNumId="3" w15:restartNumberingAfterBreak="0">
     <w:nsid w:val="73874B72"/>
     <w:multiLevelType w:val="multilevel"/>
     <w:tmpl w:val="1AD23EDC"/>
@@ -345,16 +458,16 @@
     </w:lvl>
   </w:abstractNum>
   <w:num w:numId="1" w16cid:durableId="1214729577">
-    <w:abstractNumId w:val="2"/>
+    <w:abstractNumId w:val="3"/>
   </w:num>
   <w:num w:numId="2" w16cid:durableId="1638678907">
-    <w:abstractNumId w:val="1"/>
+    <w:abstractNumId w:val="2"/>
   </w:num>
   <w:num w:numId="3" w16cid:durableId="545220321">
     <w:abstractNumId w:val="0"/>
   </w:num>
   <w:num w:numId="4" w16cid:durableId="1410081183">
-    <w:abstractNumId w:val="1"/>
+    <w:abstractNumId w:val="2"/>
     <w:lvlOverride w:ilvl="0">
       <w:startOverride w:val="1"/>
     </w:lvlOverride>
@@ -382,6 +495,9 @@
     <w:lvlOverride w:ilvl="8">
       <w:startOverride w:val="1"/>
     </w:lvlOverride>
+  </w:num>
+  <w:num w:numId="5" w16cid:durableId="1174538392">
+    <w:abstractNumId w:val="1"/>
   </w:num>
 </w:numbering>
 </file>
@@ -793,12 +909,13 @@
     <w:link w:val="10"/>
     <w:uiPriority w:val="9"/>
     <w:qFormat/>
-    <w:rsid w:val="00E4131D"/>
+    <w:rsid w:val="00D82788"/>
     <w:pPr>
       <w:keepNext/>
       <w:numPr>
         <w:numId w:val="1"/>
       </w:numPr>
+      <w:spacing w:line="360" w:lineRule="auto"/>
       <w:outlineLvl w:val="0"/>
     </w:pPr>
     <w:rPr>
@@ -816,13 +933,14 @@
     <w:semiHidden/>
     <w:unhideWhenUsed/>
     <w:qFormat/>
-    <w:rsid w:val="00E4131D"/>
+    <w:rsid w:val="00D82788"/>
     <w:pPr>
       <w:keepNext/>
       <w:numPr>
         <w:ilvl w:val="1"/>
         <w:numId w:val="1"/>
       </w:numPr>
+      <w:spacing w:line="360" w:lineRule="auto"/>
       <w:outlineLvl w:val="1"/>
     </w:pPr>
     <w:rPr>
@@ -1015,7 +1133,7 @@
     <w:basedOn w:val="a0"/>
     <w:link w:val="1"/>
     <w:uiPriority w:val="9"/>
-    <w:rsid w:val="00E4131D"/>
+    <w:rsid w:val="00D82788"/>
     <w:rPr>
       <w:rFonts w:asciiTheme="majorHAnsi" w:eastAsiaTheme="majorEastAsia" w:hAnsiTheme="majorHAnsi" w:cstheme="majorBidi"/>
       <w:sz w:val="24"/>
@@ -1038,7 +1156,7 @@
     <w:link w:val="2"/>
     <w:uiPriority w:val="9"/>
     <w:semiHidden/>
-    <w:rsid w:val="00E4131D"/>
+    <w:rsid w:val="00D82788"/>
     <w:rPr>
       <w:rFonts w:asciiTheme="majorHAnsi" w:eastAsiaTheme="majorEastAsia" w:hAnsiTheme="majorHAnsi" w:cstheme="majorBidi"/>
     </w:rPr>

--- a/reference.docx
+++ b/reference.docx
@@ -137,6 +137,490 @@
     </w:lvl>
   </w:abstractNum>
   <w:abstractNum w:abstractNumId="1" w15:restartNumberingAfterBreak="0">
+    <w:nsid w:val="0B6F571D"/>
+    <w:multiLevelType w:val="multilevel"/>
+    <w:tmpl w:val="0409001D"/>
+    <w:lvl w:ilvl="0">
+      <w:start w:val="1"/>
+      <w:numFmt w:val="decimal"/>
+      <w:lvlText w:val="%1"/>
+      <w:lvlJc w:val="left"/>
+      <w:pPr>
+        <w:ind w:left="425" w:hanging="425"/>
+      </w:pPr>
+    </w:lvl>
+    <w:lvl w:ilvl="1">
+      <w:start w:val="1"/>
+      <w:numFmt w:val="decimal"/>
+      <w:lvlText w:val="%1.%2"/>
+      <w:lvlJc w:val="left"/>
+      <w:pPr>
+        <w:ind w:left="992" w:hanging="567"/>
+      </w:pPr>
+    </w:lvl>
+    <w:lvl w:ilvl="2">
+      <w:start w:val="1"/>
+      <w:numFmt w:val="decimal"/>
+      <w:lvlText w:val="%1.%2.%3"/>
+      <w:lvlJc w:val="left"/>
+      <w:pPr>
+        <w:ind w:left="1418" w:hanging="567"/>
+      </w:pPr>
+    </w:lvl>
+    <w:lvl w:ilvl="3">
+      <w:start w:val="1"/>
+      <w:numFmt w:val="decimal"/>
+      <w:lvlText w:val="%1.%2.%3.%4"/>
+      <w:lvlJc w:val="left"/>
+      <w:pPr>
+        <w:ind w:left="1984" w:hanging="708"/>
+      </w:pPr>
+    </w:lvl>
+    <w:lvl w:ilvl="4">
+      <w:start w:val="1"/>
+      <w:numFmt w:val="decimal"/>
+      <w:lvlText w:val="%1.%2.%3.%4.%5"/>
+      <w:lvlJc w:val="left"/>
+      <w:pPr>
+        <w:ind w:left="2551" w:hanging="850"/>
+      </w:pPr>
+    </w:lvl>
+    <w:lvl w:ilvl="5">
+      <w:start w:val="1"/>
+      <w:numFmt w:val="decimal"/>
+      <w:lvlText w:val="%1.%2.%3.%4.%5.%6"/>
+      <w:lvlJc w:val="left"/>
+      <w:pPr>
+        <w:ind w:left="3260" w:hanging="1134"/>
+      </w:pPr>
+    </w:lvl>
+    <w:lvl w:ilvl="6">
+      <w:start w:val="1"/>
+      <w:numFmt w:val="decimal"/>
+      <w:lvlText w:val="%1.%2.%3.%4.%5.%6.%7"/>
+      <w:lvlJc w:val="left"/>
+      <w:pPr>
+        <w:ind w:left="3827" w:hanging="1276"/>
+      </w:pPr>
+    </w:lvl>
+    <w:lvl w:ilvl="7">
+      <w:start w:val="1"/>
+      <w:numFmt w:val="decimal"/>
+      <w:lvlText w:val="%1.%2.%3.%4.%5.%6.%7.%8"/>
+      <w:lvlJc w:val="left"/>
+      <w:pPr>
+        <w:ind w:left="4394" w:hanging="1418"/>
+      </w:pPr>
+    </w:lvl>
+    <w:lvl w:ilvl="8">
+      <w:start w:val="1"/>
+      <w:numFmt w:val="decimal"/>
+      <w:lvlText w:val="%1.%2.%3.%4.%5.%6.%7.%8.%9"/>
+      <w:lvlJc w:val="left"/>
+      <w:pPr>
+        <w:ind w:left="5102" w:hanging="1700"/>
+      </w:pPr>
+    </w:lvl>
+  </w:abstractNum>
+  <w:abstractNum w:abstractNumId="2" w15:restartNumberingAfterBreak="0">
+    <w:nsid w:val="0BBF4CC6"/>
+    <w:multiLevelType w:val="hybridMultilevel"/>
+    <w:tmpl w:val="29423E8A"/>
+    <w:lvl w:ilvl="0" w:tplc="04090001">
+      <w:start w:val="1"/>
+      <w:numFmt w:val="bullet"/>
+      <w:lvlText w:val=""/>
+      <w:lvlJc w:val="left"/>
+      <w:pPr>
+        <w:ind w:left="420" w:hanging="420"/>
+      </w:pPr>
+      <w:rPr>
+        <w:rFonts w:ascii="Wingdings" w:hAnsi="Wingdings" w:hint="default"/>
+      </w:rPr>
+    </w:lvl>
+    <w:lvl w:ilvl="1" w:tplc="0409000B" w:tentative="1">
+      <w:start w:val="1"/>
+      <w:numFmt w:val="bullet"/>
+      <w:lvlText w:val=""/>
+      <w:lvlJc w:val="left"/>
+      <w:pPr>
+        <w:ind w:left="840" w:hanging="420"/>
+      </w:pPr>
+      <w:rPr>
+        <w:rFonts w:ascii="Wingdings" w:hAnsi="Wingdings" w:hint="default"/>
+      </w:rPr>
+    </w:lvl>
+    <w:lvl w:ilvl="2" w:tplc="0409000D" w:tentative="1">
+      <w:start w:val="1"/>
+      <w:numFmt w:val="bullet"/>
+      <w:lvlText w:val=""/>
+      <w:lvlJc w:val="left"/>
+      <w:pPr>
+        <w:ind w:left="1260" w:hanging="420"/>
+      </w:pPr>
+      <w:rPr>
+        <w:rFonts w:ascii="Wingdings" w:hAnsi="Wingdings" w:hint="default"/>
+      </w:rPr>
+    </w:lvl>
+    <w:lvl w:ilvl="3" w:tplc="04090001" w:tentative="1">
+      <w:start w:val="1"/>
+      <w:numFmt w:val="bullet"/>
+      <w:lvlText w:val=""/>
+      <w:lvlJc w:val="left"/>
+      <w:pPr>
+        <w:ind w:left="1680" w:hanging="420"/>
+      </w:pPr>
+      <w:rPr>
+        <w:rFonts w:ascii="Wingdings" w:hAnsi="Wingdings" w:hint="default"/>
+      </w:rPr>
+    </w:lvl>
+    <w:lvl w:ilvl="4" w:tplc="0409000B" w:tentative="1">
+      <w:start w:val="1"/>
+      <w:numFmt w:val="bullet"/>
+      <w:lvlText w:val=""/>
+      <w:lvlJc w:val="left"/>
+      <w:pPr>
+        <w:ind w:left="2100" w:hanging="420"/>
+      </w:pPr>
+      <w:rPr>
+        <w:rFonts w:ascii="Wingdings" w:hAnsi="Wingdings" w:hint="default"/>
+      </w:rPr>
+    </w:lvl>
+    <w:lvl w:ilvl="5" w:tplc="0409000D" w:tentative="1">
+      <w:start w:val="1"/>
+      <w:numFmt w:val="bullet"/>
+      <w:lvlText w:val=""/>
+      <w:lvlJc w:val="left"/>
+      <w:pPr>
+        <w:ind w:left="2520" w:hanging="420"/>
+      </w:pPr>
+      <w:rPr>
+        <w:rFonts w:ascii="Wingdings" w:hAnsi="Wingdings" w:hint="default"/>
+      </w:rPr>
+    </w:lvl>
+    <w:lvl w:ilvl="6" w:tplc="04090001" w:tentative="1">
+      <w:start w:val="1"/>
+      <w:numFmt w:val="bullet"/>
+      <w:lvlText w:val=""/>
+      <w:lvlJc w:val="left"/>
+      <w:pPr>
+        <w:ind w:left="2940" w:hanging="420"/>
+      </w:pPr>
+      <w:rPr>
+        <w:rFonts w:ascii="Wingdings" w:hAnsi="Wingdings" w:hint="default"/>
+      </w:rPr>
+    </w:lvl>
+    <w:lvl w:ilvl="7" w:tplc="0409000B" w:tentative="1">
+      <w:start w:val="1"/>
+      <w:numFmt w:val="bullet"/>
+      <w:lvlText w:val=""/>
+      <w:lvlJc w:val="left"/>
+      <w:pPr>
+        <w:ind w:left="3360" w:hanging="420"/>
+      </w:pPr>
+      <w:rPr>
+        <w:rFonts w:ascii="Wingdings" w:hAnsi="Wingdings" w:hint="default"/>
+      </w:rPr>
+    </w:lvl>
+    <w:lvl w:ilvl="8" w:tplc="0409000D" w:tentative="1">
+      <w:start w:val="1"/>
+      <w:numFmt w:val="bullet"/>
+      <w:lvlText w:val=""/>
+      <w:lvlJc w:val="left"/>
+      <w:pPr>
+        <w:ind w:left="3780" w:hanging="420"/>
+      </w:pPr>
+      <w:rPr>
+        <w:rFonts w:ascii="Wingdings" w:hAnsi="Wingdings" w:hint="default"/>
+      </w:rPr>
+    </w:lvl>
+  </w:abstractNum>
+  <w:abstractNum w:abstractNumId="3" w15:restartNumberingAfterBreak="0">
+    <w:nsid w:val="38C63DA1"/>
+    <w:multiLevelType w:val="hybridMultilevel"/>
+    <w:tmpl w:val="173C9DE2"/>
+    <w:lvl w:ilvl="0" w:tplc="04090001">
+      <w:start w:val="1"/>
+      <w:numFmt w:val="bullet"/>
+      <w:lvlText w:val=""/>
+      <w:lvlJc w:val="left"/>
+      <w:pPr>
+        <w:ind w:left="420" w:hanging="420"/>
+      </w:pPr>
+      <w:rPr>
+        <w:rFonts w:ascii="Wingdings" w:hAnsi="Wingdings" w:hint="default"/>
+      </w:rPr>
+    </w:lvl>
+    <w:lvl w:ilvl="1" w:tplc="0409000B" w:tentative="1">
+      <w:start w:val="1"/>
+      <w:numFmt w:val="bullet"/>
+      <w:lvlText w:val=""/>
+      <w:lvlJc w:val="left"/>
+      <w:pPr>
+        <w:ind w:left="840" w:hanging="420"/>
+      </w:pPr>
+      <w:rPr>
+        <w:rFonts w:ascii="Wingdings" w:hAnsi="Wingdings" w:hint="default"/>
+      </w:rPr>
+    </w:lvl>
+    <w:lvl w:ilvl="2" w:tplc="0409000D" w:tentative="1">
+      <w:start w:val="1"/>
+      <w:numFmt w:val="bullet"/>
+      <w:lvlText w:val=""/>
+      <w:lvlJc w:val="left"/>
+      <w:pPr>
+        <w:ind w:left="1260" w:hanging="420"/>
+      </w:pPr>
+      <w:rPr>
+        <w:rFonts w:ascii="Wingdings" w:hAnsi="Wingdings" w:hint="default"/>
+      </w:rPr>
+    </w:lvl>
+    <w:lvl w:ilvl="3" w:tplc="04090001" w:tentative="1">
+      <w:start w:val="1"/>
+      <w:numFmt w:val="bullet"/>
+      <w:lvlText w:val=""/>
+      <w:lvlJc w:val="left"/>
+      <w:pPr>
+        <w:ind w:left="1680" w:hanging="420"/>
+      </w:pPr>
+      <w:rPr>
+        <w:rFonts w:ascii="Wingdings" w:hAnsi="Wingdings" w:hint="default"/>
+      </w:rPr>
+    </w:lvl>
+    <w:lvl w:ilvl="4" w:tplc="0409000B" w:tentative="1">
+      <w:start w:val="1"/>
+      <w:numFmt w:val="bullet"/>
+      <w:lvlText w:val=""/>
+      <w:lvlJc w:val="left"/>
+      <w:pPr>
+        <w:ind w:left="2100" w:hanging="420"/>
+      </w:pPr>
+      <w:rPr>
+        <w:rFonts w:ascii="Wingdings" w:hAnsi="Wingdings" w:hint="default"/>
+      </w:rPr>
+    </w:lvl>
+    <w:lvl w:ilvl="5" w:tplc="0409000D" w:tentative="1">
+      <w:start w:val="1"/>
+      <w:numFmt w:val="bullet"/>
+      <w:lvlText w:val=""/>
+      <w:lvlJc w:val="left"/>
+      <w:pPr>
+        <w:ind w:left="2520" w:hanging="420"/>
+      </w:pPr>
+      <w:rPr>
+        <w:rFonts w:ascii="Wingdings" w:hAnsi="Wingdings" w:hint="default"/>
+      </w:rPr>
+    </w:lvl>
+    <w:lvl w:ilvl="6" w:tplc="04090001" w:tentative="1">
+      <w:start w:val="1"/>
+      <w:numFmt w:val="bullet"/>
+      <w:lvlText w:val=""/>
+      <w:lvlJc w:val="left"/>
+      <w:pPr>
+        <w:ind w:left="2940" w:hanging="420"/>
+      </w:pPr>
+      <w:rPr>
+        <w:rFonts w:ascii="Wingdings" w:hAnsi="Wingdings" w:hint="default"/>
+      </w:rPr>
+    </w:lvl>
+    <w:lvl w:ilvl="7" w:tplc="0409000B" w:tentative="1">
+      <w:start w:val="1"/>
+      <w:numFmt w:val="bullet"/>
+      <w:lvlText w:val=""/>
+      <w:lvlJc w:val="left"/>
+      <w:pPr>
+        <w:ind w:left="3360" w:hanging="420"/>
+      </w:pPr>
+      <w:rPr>
+        <w:rFonts w:ascii="Wingdings" w:hAnsi="Wingdings" w:hint="default"/>
+      </w:rPr>
+    </w:lvl>
+    <w:lvl w:ilvl="8" w:tplc="0409000D" w:tentative="1">
+      <w:start w:val="1"/>
+      <w:numFmt w:val="bullet"/>
+      <w:lvlText w:val=""/>
+      <w:lvlJc w:val="left"/>
+      <w:pPr>
+        <w:ind w:left="3780" w:hanging="420"/>
+      </w:pPr>
+      <w:rPr>
+        <w:rFonts w:ascii="Wingdings" w:hAnsi="Wingdings" w:hint="default"/>
+      </w:rPr>
+    </w:lvl>
+  </w:abstractNum>
+  <w:abstractNum w:abstractNumId="4" w15:restartNumberingAfterBreak="0">
+    <w:nsid w:val="52526123"/>
+    <w:multiLevelType w:val="hybridMultilevel"/>
+    <w:tmpl w:val="7F205D3C"/>
+    <w:lvl w:ilvl="0" w:tplc="0409000F">
+      <w:start w:val="1"/>
+      <w:numFmt w:val="decimal"/>
+      <w:lvlText w:val="%1."/>
+      <w:lvlJc w:val="left"/>
+      <w:pPr>
+        <w:ind w:left="420" w:hanging="420"/>
+      </w:pPr>
+    </w:lvl>
+    <w:lvl w:ilvl="1" w:tplc="04090017" w:tentative="1">
+      <w:start w:val="1"/>
+      <w:numFmt w:val="aiueoFullWidth"/>
+      <w:lvlText w:val="(%2)"/>
+      <w:lvlJc w:val="left"/>
+      <w:pPr>
+        <w:ind w:left="840" w:hanging="420"/>
+      </w:pPr>
+    </w:lvl>
+    <w:lvl w:ilvl="2" w:tplc="04090011" w:tentative="1">
+      <w:start w:val="1"/>
+      <w:numFmt w:val="decimalEnclosedCircle"/>
+      <w:lvlText w:val="%3"/>
+      <w:lvlJc w:val="left"/>
+      <w:pPr>
+        <w:ind w:left="1260" w:hanging="420"/>
+      </w:pPr>
+    </w:lvl>
+    <w:lvl w:ilvl="3" w:tplc="0409000F" w:tentative="1">
+      <w:start w:val="1"/>
+      <w:numFmt w:val="decimal"/>
+      <w:lvlText w:val="%4."/>
+      <w:lvlJc w:val="left"/>
+      <w:pPr>
+        <w:ind w:left="1680" w:hanging="420"/>
+      </w:pPr>
+    </w:lvl>
+    <w:lvl w:ilvl="4" w:tplc="04090017" w:tentative="1">
+      <w:start w:val="1"/>
+      <w:numFmt w:val="aiueoFullWidth"/>
+      <w:lvlText w:val="(%5)"/>
+      <w:lvlJc w:val="left"/>
+      <w:pPr>
+        <w:ind w:left="2100" w:hanging="420"/>
+      </w:pPr>
+    </w:lvl>
+    <w:lvl w:ilvl="5" w:tplc="04090011" w:tentative="1">
+      <w:start w:val="1"/>
+      <w:numFmt w:val="decimalEnclosedCircle"/>
+      <w:lvlText w:val="%6"/>
+      <w:lvlJc w:val="left"/>
+      <w:pPr>
+        <w:ind w:left="2520" w:hanging="420"/>
+      </w:pPr>
+    </w:lvl>
+    <w:lvl w:ilvl="6" w:tplc="0409000F" w:tentative="1">
+      <w:start w:val="1"/>
+      <w:numFmt w:val="decimal"/>
+      <w:lvlText w:val="%7."/>
+      <w:lvlJc w:val="left"/>
+      <w:pPr>
+        <w:ind w:left="2940" w:hanging="420"/>
+      </w:pPr>
+    </w:lvl>
+    <w:lvl w:ilvl="7" w:tplc="04090017" w:tentative="1">
+      <w:start w:val="1"/>
+      <w:numFmt w:val="aiueoFullWidth"/>
+      <w:lvlText w:val="(%8)"/>
+      <w:lvlJc w:val="left"/>
+      <w:pPr>
+        <w:ind w:left="3360" w:hanging="420"/>
+      </w:pPr>
+    </w:lvl>
+    <w:lvl w:ilvl="8" w:tplc="04090011" w:tentative="1">
+      <w:start w:val="1"/>
+      <w:numFmt w:val="decimalEnclosedCircle"/>
+      <w:lvlText w:val="%9"/>
+      <w:lvlJc w:val="left"/>
+      <w:pPr>
+        <w:ind w:left="3780" w:hanging="420"/>
+      </w:pPr>
+    </w:lvl>
+  </w:abstractNum>
+  <w:abstractNum w:abstractNumId="5" w15:restartNumberingAfterBreak="0">
+    <w:nsid w:val="5A6E763B"/>
+    <w:multiLevelType w:val="hybridMultilevel"/>
+    <w:tmpl w:val="25044BBA"/>
+    <w:lvl w:ilvl="0" w:tplc="0409000F">
+      <w:start w:val="1"/>
+      <w:numFmt w:val="decimal"/>
+      <w:lvlText w:val="%1."/>
+      <w:lvlJc w:val="left"/>
+      <w:pPr>
+        <w:ind w:left="420" w:hanging="420"/>
+      </w:pPr>
+    </w:lvl>
+    <w:lvl w:ilvl="1" w:tplc="04090017" w:tentative="1">
+      <w:start w:val="1"/>
+      <w:numFmt w:val="aiueoFullWidth"/>
+      <w:lvlText w:val="(%2)"/>
+      <w:lvlJc w:val="left"/>
+      <w:pPr>
+        <w:ind w:left="840" w:hanging="420"/>
+      </w:pPr>
+    </w:lvl>
+    <w:lvl w:ilvl="2" w:tplc="04090011" w:tentative="1">
+      <w:start w:val="1"/>
+      <w:numFmt w:val="decimalEnclosedCircle"/>
+      <w:lvlText w:val="%3"/>
+      <w:lvlJc w:val="left"/>
+      <w:pPr>
+        <w:ind w:left="1260" w:hanging="420"/>
+      </w:pPr>
+    </w:lvl>
+    <w:lvl w:ilvl="3" w:tplc="0409000F" w:tentative="1">
+      <w:start w:val="1"/>
+      <w:numFmt w:val="decimal"/>
+      <w:lvlText w:val="%4."/>
+      <w:lvlJc w:val="left"/>
+      <w:pPr>
+        <w:ind w:left="1680" w:hanging="420"/>
+      </w:pPr>
+    </w:lvl>
+    <w:lvl w:ilvl="4" w:tplc="04090017" w:tentative="1">
+      <w:start w:val="1"/>
+      <w:numFmt w:val="aiueoFullWidth"/>
+      <w:lvlText w:val="(%5)"/>
+      <w:lvlJc w:val="left"/>
+      <w:pPr>
+        <w:ind w:left="2100" w:hanging="420"/>
+      </w:pPr>
+    </w:lvl>
+    <w:lvl w:ilvl="5" w:tplc="04090011" w:tentative="1">
+      <w:start w:val="1"/>
+      <w:numFmt w:val="decimalEnclosedCircle"/>
+      <w:lvlText w:val="%6"/>
+      <w:lvlJc w:val="left"/>
+      <w:pPr>
+        <w:ind w:left="2520" w:hanging="420"/>
+      </w:pPr>
+    </w:lvl>
+    <w:lvl w:ilvl="6" w:tplc="0409000F" w:tentative="1">
+      <w:start w:val="1"/>
+      <w:numFmt w:val="decimal"/>
+      <w:lvlText w:val="%7."/>
+      <w:lvlJc w:val="left"/>
+      <w:pPr>
+        <w:ind w:left="2940" w:hanging="420"/>
+      </w:pPr>
+    </w:lvl>
+    <w:lvl w:ilvl="7" w:tplc="04090017" w:tentative="1">
+      <w:start w:val="1"/>
+      <w:numFmt w:val="aiueoFullWidth"/>
+      <w:lvlText w:val="(%8)"/>
+      <w:lvlJc w:val="left"/>
+      <w:pPr>
+        <w:ind w:left="3360" w:hanging="420"/>
+      </w:pPr>
+    </w:lvl>
+    <w:lvl w:ilvl="8" w:tplc="04090011" w:tentative="1">
+      <w:start w:val="1"/>
+      <w:numFmt w:val="decimalEnclosedCircle"/>
+      <w:lvlText w:val="%9"/>
+      <w:lvlJc w:val="left"/>
+      <w:pPr>
+        <w:ind w:left="3780" w:hanging="420"/>
+      </w:pPr>
+    </w:lvl>
+  </w:abstractNum>
+  <w:abstractNum w:abstractNumId="6" w15:restartNumberingAfterBreak="0">
     <w:nsid w:val="63F73B83"/>
     <w:multiLevelType w:val="hybridMultilevel"/>
     <w:tmpl w:val="9FA05A88"/>
@@ -249,7 +733,7 @@
       </w:rPr>
     </w:lvl>
   </w:abstractNum>
-  <w:abstractNum w:abstractNumId="2" w15:restartNumberingAfterBreak="0">
+  <w:abstractNum w:abstractNumId="7" w15:restartNumberingAfterBreak="0">
     <w:nsid w:val="71C30E8D"/>
     <w:multiLevelType w:val="multilevel"/>
     <w:tmpl w:val="0409001D"/>
@@ -335,7 +819,120 @@
       </w:pPr>
     </w:lvl>
   </w:abstractNum>
-  <w:abstractNum w:abstractNumId="3" w15:restartNumberingAfterBreak="0">
+  <w:abstractNum w:abstractNumId="8" w15:restartNumberingAfterBreak="0">
+    <w:nsid w:val="728C282E"/>
+    <w:multiLevelType w:val="hybridMultilevel"/>
+    <w:tmpl w:val="279CE14A"/>
+    <w:lvl w:ilvl="0" w:tplc="04090001">
+      <w:start w:val="1"/>
+      <w:numFmt w:val="bullet"/>
+      <w:lvlText w:val=""/>
+      <w:lvlJc w:val="left"/>
+      <w:pPr>
+        <w:ind w:left="420" w:hanging="420"/>
+      </w:pPr>
+      <w:rPr>
+        <w:rFonts w:ascii="Wingdings" w:hAnsi="Wingdings" w:hint="default"/>
+      </w:rPr>
+    </w:lvl>
+    <w:lvl w:ilvl="1" w:tplc="0409000B" w:tentative="1">
+      <w:start w:val="1"/>
+      <w:numFmt w:val="bullet"/>
+      <w:lvlText w:val=""/>
+      <w:lvlJc w:val="left"/>
+      <w:pPr>
+        <w:ind w:left="840" w:hanging="420"/>
+      </w:pPr>
+      <w:rPr>
+        <w:rFonts w:ascii="Wingdings" w:hAnsi="Wingdings" w:hint="default"/>
+      </w:rPr>
+    </w:lvl>
+    <w:lvl w:ilvl="2" w:tplc="0409000D" w:tentative="1">
+      <w:start w:val="1"/>
+      <w:numFmt w:val="bullet"/>
+      <w:lvlText w:val=""/>
+      <w:lvlJc w:val="left"/>
+      <w:pPr>
+        <w:ind w:left="1260" w:hanging="420"/>
+      </w:pPr>
+      <w:rPr>
+        <w:rFonts w:ascii="Wingdings" w:hAnsi="Wingdings" w:hint="default"/>
+      </w:rPr>
+    </w:lvl>
+    <w:lvl w:ilvl="3" w:tplc="04090001" w:tentative="1">
+      <w:start w:val="1"/>
+      <w:numFmt w:val="bullet"/>
+      <w:lvlText w:val=""/>
+      <w:lvlJc w:val="left"/>
+      <w:pPr>
+        <w:ind w:left="1680" w:hanging="420"/>
+      </w:pPr>
+      <w:rPr>
+        <w:rFonts w:ascii="Wingdings" w:hAnsi="Wingdings" w:hint="default"/>
+      </w:rPr>
+    </w:lvl>
+    <w:lvl w:ilvl="4" w:tplc="0409000B" w:tentative="1">
+      <w:start w:val="1"/>
+      <w:numFmt w:val="bullet"/>
+      <w:lvlText w:val=""/>
+      <w:lvlJc w:val="left"/>
+      <w:pPr>
+        <w:ind w:left="2100" w:hanging="420"/>
+      </w:pPr>
+      <w:rPr>
+        <w:rFonts w:ascii="Wingdings" w:hAnsi="Wingdings" w:hint="default"/>
+      </w:rPr>
+    </w:lvl>
+    <w:lvl w:ilvl="5" w:tplc="0409000D" w:tentative="1">
+      <w:start w:val="1"/>
+      <w:numFmt w:val="bullet"/>
+      <w:lvlText w:val=""/>
+      <w:lvlJc w:val="left"/>
+      <w:pPr>
+        <w:ind w:left="2520" w:hanging="420"/>
+      </w:pPr>
+      <w:rPr>
+        <w:rFonts w:ascii="Wingdings" w:hAnsi="Wingdings" w:hint="default"/>
+      </w:rPr>
+    </w:lvl>
+    <w:lvl w:ilvl="6" w:tplc="04090001" w:tentative="1">
+      <w:start w:val="1"/>
+      <w:numFmt w:val="bullet"/>
+      <w:lvlText w:val=""/>
+      <w:lvlJc w:val="left"/>
+      <w:pPr>
+        <w:ind w:left="2940" w:hanging="420"/>
+      </w:pPr>
+      <w:rPr>
+        <w:rFonts w:ascii="Wingdings" w:hAnsi="Wingdings" w:hint="default"/>
+      </w:rPr>
+    </w:lvl>
+    <w:lvl w:ilvl="7" w:tplc="0409000B" w:tentative="1">
+      <w:start w:val="1"/>
+      <w:numFmt w:val="bullet"/>
+      <w:lvlText w:val=""/>
+      <w:lvlJc w:val="left"/>
+      <w:pPr>
+        <w:ind w:left="3360" w:hanging="420"/>
+      </w:pPr>
+      <w:rPr>
+        <w:rFonts w:ascii="Wingdings" w:hAnsi="Wingdings" w:hint="default"/>
+      </w:rPr>
+    </w:lvl>
+    <w:lvl w:ilvl="8" w:tplc="0409000D" w:tentative="1">
+      <w:start w:val="1"/>
+      <w:numFmt w:val="bullet"/>
+      <w:lvlText w:val=""/>
+      <w:lvlJc w:val="left"/>
+      <w:pPr>
+        <w:ind w:left="3780" w:hanging="420"/>
+      </w:pPr>
+      <w:rPr>
+        <w:rFonts w:ascii="Wingdings" w:hAnsi="Wingdings" w:hint="default"/>
+      </w:rPr>
+    </w:lvl>
+  </w:abstractNum>
+  <w:abstractNum w:abstractNumId="9" w15:restartNumberingAfterBreak="0">
     <w:nsid w:val="73874B72"/>
     <w:multiLevelType w:val="multilevel"/>
     <w:tmpl w:val="1AD23EDC"/>
@@ -458,16 +1055,16 @@
     </w:lvl>
   </w:abstractNum>
   <w:num w:numId="1" w16cid:durableId="1214729577">
-    <w:abstractNumId w:val="3"/>
+    <w:abstractNumId w:val="9"/>
   </w:num>
   <w:num w:numId="2" w16cid:durableId="1638678907">
-    <w:abstractNumId w:val="2"/>
+    <w:abstractNumId w:val="7"/>
   </w:num>
   <w:num w:numId="3" w16cid:durableId="545220321">
     <w:abstractNumId w:val="0"/>
   </w:num>
   <w:num w:numId="4" w16cid:durableId="1410081183">
-    <w:abstractNumId w:val="2"/>
+    <w:abstractNumId w:val="7"/>
     <w:lvlOverride w:ilvl="0">
       <w:startOverride w:val="1"/>
     </w:lvlOverride>
@@ -497,7 +1094,25 @@
     </w:lvlOverride>
   </w:num>
   <w:num w:numId="5" w16cid:durableId="1174538392">
+    <w:abstractNumId w:val="6"/>
+  </w:num>
+  <w:num w:numId="6" w16cid:durableId="1351882075">
+    <w:abstractNumId w:val="2"/>
+  </w:num>
+  <w:num w:numId="7" w16cid:durableId="254362195">
+    <w:abstractNumId w:val="3"/>
+  </w:num>
+  <w:num w:numId="8" w16cid:durableId="1273245687">
     <w:abstractNumId w:val="1"/>
+  </w:num>
+  <w:num w:numId="9" w16cid:durableId="1851331516">
+    <w:abstractNumId w:val="5"/>
+  </w:num>
+  <w:num w:numId="10" w16cid:durableId="1833329302">
+    <w:abstractNumId w:val="4"/>
+  </w:num>
+  <w:num w:numId="11" w16cid:durableId="1502039788">
+    <w:abstractNumId w:val="8"/>
   </w:num>
 </w:numbering>
 </file>

--- a/reference.docx
+++ b/reference.docx
@@ -4,11 +4,9 @@
   <w:body>
     <w:p>
       <w:pPr>
+        <w:spacing w:before="240"/>
         <w:contextualSpacing/>
         <w:jc w:val="left"/>
-        <w:rPr>
-          <w:rFonts w:hint="eastAsia"/>
-        </w:rPr>
       </w:pPr>
     </w:p>
     <w:sectPr>
@@ -621,6 +619,119 @@
     </w:lvl>
   </w:abstractNum>
   <w:abstractNum w:abstractNumId="6" w15:restartNumberingAfterBreak="0">
+    <w:nsid w:val="5E75004C"/>
+    <w:multiLevelType w:val="hybridMultilevel"/>
+    <w:tmpl w:val="3D0EC180"/>
+    <w:lvl w:ilvl="0" w:tplc="04090001">
+      <w:start w:val="1"/>
+      <w:numFmt w:val="bullet"/>
+      <w:lvlText w:val=""/>
+      <w:lvlJc w:val="left"/>
+      <w:pPr>
+        <w:ind w:left="420" w:hanging="420"/>
+      </w:pPr>
+      <w:rPr>
+        <w:rFonts w:ascii="Wingdings" w:hAnsi="Wingdings" w:hint="default"/>
+      </w:rPr>
+    </w:lvl>
+    <w:lvl w:ilvl="1" w:tplc="0409000B" w:tentative="1">
+      <w:start w:val="1"/>
+      <w:numFmt w:val="bullet"/>
+      <w:lvlText w:val=""/>
+      <w:lvlJc w:val="left"/>
+      <w:pPr>
+        <w:ind w:left="840" w:hanging="420"/>
+      </w:pPr>
+      <w:rPr>
+        <w:rFonts w:ascii="Wingdings" w:hAnsi="Wingdings" w:hint="default"/>
+      </w:rPr>
+    </w:lvl>
+    <w:lvl w:ilvl="2" w:tplc="0409000D" w:tentative="1">
+      <w:start w:val="1"/>
+      <w:numFmt w:val="bullet"/>
+      <w:lvlText w:val=""/>
+      <w:lvlJc w:val="left"/>
+      <w:pPr>
+        <w:ind w:left="1260" w:hanging="420"/>
+      </w:pPr>
+      <w:rPr>
+        <w:rFonts w:ascii="Wingdings" w:hAnsi="Wingdings" w:hint="default"/>
+      </w:rPr>
+    </w:lvl>
+    <w:lvl w:ilvl="3" w:tplc="04090001" w:tentative="1">
+      <w:start w:val="1"/>
+      <w:numFmt w:val="bullet"/>
+      <w:lvlText w:val=""/>
+      <w:lvlJc w:val="left"/>
+      <w:pPr>
+        <w:ind w:left="1680" w:hanging="420"/>
+      </w:pPr>
+      <w:rPr>
+        <w:rFonts w:ascii="Wingdings" w:hAnsi="Wingdings" w:hint="default"/>
+      </w:rPr>
+    </w:lvl>
+    <w:lvl w:ilvl="4" w:tplc="0409000B" w:tentative="1">
+      <w:start w:val="1"/>
+      <w:numFmt w:val="bullet"/>
+      <w:lvlText w:val=""/>
+      <w:lvlJc w:val="left"/>
+      <w:pPr>
+        <w:ind w:left="2100" w:hanging="420"/>
+      </w:pPr>
+      <w:rPr>
+        <w:rFonts w:ascii="Wingdings" w:hAnsi="Wingdings" w:hint="default"/>
+      </w:rPr>
+    </w:lvl>
+    <w:lvl w:ilvl="5" w:tplc="0409000D" w:tentative="1">
+      <w:start w:val="1"/>
+      <w:numFmt w:val="bullet"/>
+      <w:lvlText w:val=""/>
+      <w:lvlJc w:val="left"/>
+      <w:pPr>
+        <w:ind w:left="2520" w:hanging="420"/>
+      </w:pPr>
+      <w:rPr>
+        <w:rFonts w:ascii="Wingdings" w:hAnsi="Wingdings" w:hint="default"/>
+      </w:rPr>
+    </w:lvl>
+    <w:lvl w:ilvl="6" w:tplc="04090001" w:tentative="1">
+      <w:start w:val="1"/>
+      <w:numFmt w:val="bullet"/>
+      <w:lvlText w:val=""/>
+      <w:lvlJc w:val="left"/>
+      <w:pPr>
+        <w:ind w:left="2940" w:hanging="420"/>
+      </w:pPr>
+      <w:rPr>
+        <w:rFonts w:ascii="Wingdings" w:hAnsi="Wingdings" w:hint="default"/>
+      </w:rPr>
+    </w:lvl>
+    <w:lvl w:ilvl="7" w:tplc="0409000B" w:tentative="1">
+      <w:start w:val="1"/>
+      <w:numFmt w:val="bullet"/>
+      <w:lvlText w:val=""/>
+      <w:lvlJc w:val="left"/>
+      <w:pPr>
+        <w:ind w:left="3360" w:hanging="420"/>
+      </w:pPr>
+      <w:rPr>
+        <w:rFonts w:ascii="Wingdings" w:hAnsi="Wingdings" w:hint="default"/>
+      </w:rPr>
+    </w:lvl>
+    <w:lvl w:ilvl="8" w:tplc="0409000D" w:tentative="1">
+      <w:start w:val="1"/>
+      <w:numFmt w:val="bullet"/>
+      <w:lvlText w:val=""/>
+      <w:lvlJc w:val="left"/>
+      <w:pPr>
+        <w:ind w:left="3780" w:hanging="420"/>
+      </w:pPr>
+      <w:rPr>
+        <w:rFonts w:ascii="Wingdings" w:hAnsi="Wingdings" w:hint="default"/>
+      </w:rPr>
+    </w:lvl>
+  </w:abstractNum>
+  <w:abstractNum w:abstractNumId="7" w15:restartNumberingAfterBreak="0">
     <w:nsid w:val="63F73B83"/>
     <w:multiLevelType w:val="hybridMultilevel"/>
     <w:tmpl w:val="9FA05A88"/>
@@ -733,7 +844,7 @@
       </w:rPr>
     </w:lvl>
   </w:abstractNum>
-  <w:abstractNum w:abstractNumId="7" w15:restartNumberingAfterBreak="0">
+  <w:abstractNum w:abstractNumId="8" w15:restartNumberingAfterBreak="0">
     <w:nsid w:val="71C30E8D"/>
     <w:multiLevelType w:val="multilevel"/>
     <w:tmpl w:val="0409001D"/>
@@ -819,7 +930,7 @@
       </w:pPr>
     </w:lvl>
   </w:abstractNum>
-  <w:abstractNum w:abstractNumId="8" w15:restartNumberingAfterBreak="0">
+  <w:abstractNum w:abstractNumId="9" w15:restartNumberingAfterBreak="0">
     <w:nsid w:val="728C282E"/>
     <w:multiLevelType w:val="hybridMultilevel"/>
     <w:tmpl w:val="279CE14A"/>
@@ -932,7 +1043,7 @@
       </w:rPr>
     </w:lvl>
   </w:abstractNum>
-  <w:abstractNum w:abstractNumId="9" w15:restartNumberingAfterBreak="0">
+  <w:abstractNum w:abstractNumId="10" w15:restartNumberingAfterBreak="0">
     <w:nsid w:val="73874B72"/>
     <w:multiLevelType w:val="multilevel"/>
     <w:tmpl w:val="1AD23EDC"/>
@@ -1055,16 +1166,16 @@
     </w:lvl>
   </w:abstractNum>
   <w:num w:numId="1" w16cid:durableId="1214729577">
-    <w:abstractNumId w:val="9"/>
+    <w:abstractNumId w:val="10"/>
   </w:num>
   <w:num w:numId="2" w16cid:durableId="1638678907">
-    <w:abstractNumId w:val="7"/>
+    <w:abstractNumId w:val="8"/>
   </w:num>
   <w:num w:numId="3" w16cid:durableId="545220321">
     <w:abstractNumId w:val="0"/>
   </w:num>
   <w:num w:numId="4" w16cid:durableId="1410081183">
-    <w:abstractNumId w:val="7"/>
+    <w:abstractNumId w:val="8"/>
     <w:lvlOverride w:ilvl="0">
       <w:startOverride w:val="1"/>
     </w:lvlOverride>
@@ -1094,7 +1205,7 @@
     </w:lvlOverride>
   </w:num>
   <w:num w:numId="5" w16cid:durableId="1174538392">
-    <w:abstractNumId w:val="6"/>
+    <w:abstractNumId w:val="7"/>
   </w:num>
   <w:num w:numId="6" w16cid:durableId="1351882075">
     <w:abstractNumId w:val="2"/>
@@ -1112,7 +1223,10 @@
     <w:abstractNumId w:val="4"/>
   </w:num>
   <w:num w:numId="11" w16cid:durableId="1502039788">
-    <w:abstractNumId w:val="8"/>
+    <w:abstractNumId w:val="9"/>
+  </w:num>
+  <w:num w:numId="12" w16cid:durableId="1861236968">
+    <w:abstractNumId w:val="6"/>
   </w:num>
 </w:numbering>
 </file>

--- a/reference.docx
+++ b/reference.docx
@@ -4,7 +4,7 @@
   <w:body>
     <w:p>
       <w:pPr>
-        <w:jc w:val="left"/>
+        <w:pStyle w:val="aa"/>
       </w:pPr>
     </w:p>
     <w:sectPr>
@@ -571,18 +571,74 @@
   <w:style w:type="paragraph" w:default="1" w:styleId="a">
     <w:name w:val="Normal"/>
     <w:qFormat/>
+    <w:rsid w:val="004C269E"/>
     <w:pPr>
       <w:widowControl w:val="0"/>
-      <w:jc w:val="both"/>
     </w:pPr>
   </w:style>
-  <w:style w:type="character" w:default="1" w:styleId="a0">
+  <w:style w:type="paragraph" w:styleId="1">
+    <w:name w:val="heading 1"/>
+    <w:basedOn w:val="a0"/>
+    <w:next w:val="a"/>
+    <w:link w:val="10"/>
+    <w:uiPriority w:val="9"/>
+    <w:qFormat/>
+    <w:rsid w:val="004C269E"/>
+    <w:pPr>
+      <w:keepNext/>
+      <w:jc w:val="left"/>
+    </w:pPr>
+    <w:rPr>
+      <w:sz w:val="24"/>
+      <w:szCs w:val="24"/>
+    </w:rPr>
+  </w:style>
+  <w:style w:type="paragraph" w:styleId="2">
+    <w:name w:val="heading 2"/>
+    <w:basedOn w:val="a0"/>
+    <w:next w:val="a"/>
+    <w:link w:val="20"/>
+    <w:uiPriority w:val="9"/>
+    <w:unhideWhenUsed/>
+    <w:qFormat/>
+    <w:rsid w:val="004C269E"/>
+    <w:pPr>
+      <w:keepNext/>
+      <w:jc w:val="left"/>
+      <w:outlineLvl w:val="1"/>
+    </w:pPr>
+    <w:rPr>
+      <w:sz w:val="24"/>
+    </w:rPr>
+  </w:style>
+  <w:style w:type="paragraph" w:styleId="3">
+    <w:name w:val="heading 3"/>
+    <w:basedOn w:val="a"/>
+    <w:next w:val="a"/>
+    <w:link w:val="30"/>
+    <w:uiPriority w:val="9"/>
+    <w:semiHidden/>
+    <w:unhideWhenUsed/>
+    <w:qFormat/>
+    <w:rsid w:val="00165016"/>
+    <w:pPr>
+      <w:keepNext/>
+      <w:spacing w:before="120" w:after="240"/>
+      <w:ind w:leftChars="100" w:left="100" w:rightChars="100" w:right="100"/>
+      <w:outlineLvl w:val="2"/>
+    </w:pPr>
+    <w:rPr>
+      <w:rFonts w:asciiTheme="majorHAnsi" w:eastAsiaTheme="majorEastAsia" w:hAnsiTheme="majorHAnsi" w:cstheme="majorBidi"/>
+      <w:b/>
+    </w:rPr>
+  </w:style>
+  <w:style w:type="character" w:default="1" w:styleId="a1">
     <w:name w:val="Default Paragraph Font"/>
     <w:uiPriority w:val="1"/>
     <w:semiHidden/>
     <w:unhideWhenUsed/>
   </w:style>
-  <w:style w:type="table" w:default="1" w:styleId="a1">
+  <w:style w:type="table" w:default="1" w:styleId="a2">
     <w:name w:val="Normal Table"/>
     <w:uiPriority w:val="99"/>
     <w:semiHidden/>
@@ -597,13 +653,13 @@
       </w:tblCellMar>
     </w:tblPr>
   </w:style>
-  <w:style w:type="numbering" w:default="1" w:styleId="a2">
+  <w:style w:type="numbering" w:default="1" w:styleId="a3">
     <w:name w:val="No List"/>
     <w:uiPriority w:val="99"/>
     <w:semiHidden/>
     <w:unhideWhenUsed/>
   </w:style>
-  <w:style w:type="paragraph" w:styleId="a3">
+  <w:style w:type="paragraph" w:styleId="a4">
     <w:name w:val="List Paragraph"/>
     <w:basedOn w:val="a"/>
     <w:uiPriority w:val="34"/>
@@ -613,10 +669,10 @@
       <w:ind w:leftChars="400" w:left="840"/>
     </w:pPr>
   </w:style>
-  <w:style w:type="paragraph" w:styleId="a4">
+  <w:style w:type="paragraph" w:styleId="a5">
     <w:name w:val="header"/>
     <w:basedOn w:val="a"/>
-    <w:link w:val="a5"/>
+    <w:link w:val="a6"/>
     <w:uiPriority w:val="99"/>
     <w:unhideWhenUsed/>
     <w:rsid w:val="008D157D"/>
@@ -628,17 +684,17 @@
       <w:snapToGrid w:val="0"/>
     </w:pPr>
   </w:style>
-  <w:style w:type="character" w:customStyle="1" w:styleId="a5">
+  <w:style w:type="character" w:customStyle="1" w:styleId="a6">
     <w:name w:val="ヘッダー (文字)"/>
-    <w:basedOn w:val="a0"/>
-    <w:link w:val="a4"/>
+    <w:basedOn w:val="a1"/>
+    <w:link w:val="a5"/>
     <w:uiPriority w:val="99"/>
     <w:rsid w:val="008D157D"/>
   </w:style>
-  <w:style w:type="paragraph" w:styleId="a6">
+  <w:style w:type="paragraph" w:styleId="a7">
     <w:name w:val="footer"/>
     <w:basedOn w:val="a"/>
-    <w:link w:val="a7"/>
+    <w:link w:val="a8"/>
     <w:uiPriority w:val="99"/>
     <w:unhideWhenUsed/>
     <w:rsid w:val="008D157D"/>
@@ -650,12 +706,89 @@
       <w:snapToGrid w:val="0"/>
     </w:pPr>
   </w:style>
-  <w:style w:type="character" w:customStyle="1" w:styleId="a7">
+  <w:style w:type="character" w:customStyle="1" w:styleId="a8">
     <w:name w:val="フッター (文字)"/>
-    <w:basedOn w:val="a0"/>
-    <w:link w:val="a6"/>
+    <w:basedOn w:val="a1"/>
+    <w:link w:val="a7"/>
     <w:uiPriority w:val="99"/>
     <w:rsid w:val="008D157D"/>
+  </w:style>
+  <w:style w:type="character" w:customStyle="1" w:styleId="10">
+    <w:name w:val="見出し 1 (文字)"/>
+    <w:basedOn w:val="a1"/>
+    <w:link w:val="1"/>
+    <w:uiPriority w:val="9"/>
+    <w:rsid w:val="004C269E"/>
+    <w:rPr>
+      <w:rFonts w:asciiTheme="majorHAnsi" w:eastAsiaTheme="majorEastAsia" w:hAnsiTheme="majorHAnsi" w:cstheme="majorBidi"/>
+      <w:sz w:val="24"/>
+      <w:szCs w:val="24"/>
+    </w:rPr>
+  </w:style>
+  <w:style w:type="character" w:customStyle="1" w:styleId="20">
+    <w:name w:val="見出し 2 (文字)"/>
+    <w:basedOn w:val="a1"/>
+    <w:link w:val="2"/>
+    <w:uiPriority w:val="9"/>
+    <w:rsid w:val="004C269E"/>
+    <w:rPr>
+      <w:rFonts w:asciiTheme="majorHAnsi" w:eastAsiaTheme="majorEastAsia" w:hAnsiTheme="majorHAnsi" w:cstheme="majorBidi"/>
+      <w:sz w:val="24"/>
+      <w:szCs w:val="32"/>
+    </w:rPr>
+  </w:style>
+  <w:style w:type="paragraph" w:styleId="a0">
+    <w:name w:val="Title"/>
+    <w:basedOn w:val="a"/>
+    <w:next w:val="a"/>
+    <w:link w:val="a9"/>
+    <w:uiPriority w:val="10"/>
+    <w:qFormat/>
+    <w:rsid w:val="004C269E"/>
+    <w:pPr>
+      <w:spacing w:before="240" w:after="120"/>
+      <w:jc w:val="center"/>
+      <w:outlineLvl w:val="0"/>
+    </w:pPr>
+    <w:rPr>
+      <w:rFonts w:asciiTheme="majorHAnsi" w:eastAsiaTheme="majorEastAsia" w:hAnsiTheme="majorHAnsi" w:cstheme="majorBidi"/>
+      <w:sz w:val="32"/>
+      <w:szCs w:val="32"/>
+    </w:rPr>
+  </w:style>
+  <w:style w:type="character" w:customStyle="1" w:styleId="a9">
+    <w:name w:val="表題 (文字)"/>
+    <w:basedOn w:val="a1"/>
+    <w:link w:val="a0"/>
+    <w:uiPriority w:val="10"/>
+    <w:rsid w:val="004C269E"/>
+    <w:rPr>
+      <w:rFonts w:asciiTheme="majorHAnsi" w:eastAsiaTheme="majorEastAsia" w:hAnsiTheme="majorHAnsi" w:cstheme="majorBidi"/>
+      <w:sz w:val="32"/>
+      <w:szCs w:val="32"/>
+    </w:rPr>
+  </w:style>
+  <w:style w:type="paragraph" w:styleId="aa">
+    <w:name w:val="No Spacing"/>
+    <w:uiPriority w:val="1"/>
+    <w:qFormat/>
+    <w:rsid w:val="004C269E"/>
+    <w:pPr>
+      <w:widowControl w:val="0"/>
+      <w:jc w:val="both"/>
+    </w:pPr>
+  </w:style>
+  <w:style w:type="character" w:customStyle="1" w:styleId="30">
+    <w:name w:val="見出し 3 (文字)"/>
+    <w:basedOn w:val="a1"/>
+    <w:link w:val="3"/>
+    <w:uiPriority w:val="9"/>
+    <w:semiHidden/>
+    <w:rsid w:val="00165016"/>
+    <w:rPr>
+      <w:rFonts w:asciiTheme="majorHAnsi" w:eastAsiaTheme="majorEastAsia" w:hAnsiTheme="majorHAnsi" w:cstheme="majorBidi"/>
+      <w:b/>
+    </w:rPr>
   </w:style>
 </w:styles>
 </file>

--- a/reference.docx
+++ b/reference.docx
@@ -4,7 +4,10 @@
   <w:body>
     <w:p>
       <w:pPr>
-        <w:pStyle w:val="aa"/>
+        <w:pStyle w:val="1"/>
+        <w:rPr>
+          <w:rFonts w:hint="eastAsia"/>
+        </w:rPr>
       </w:pPr>
     </w:p>
     <w:sectPr>
@@ -58,6 +61,295 @@
 <file path=word/numbering.xml><?xml version="1.0" encoding="utf-8"?>
 <w:numbering xmlns:wpc="http://schemas.microsoft.com/office/word/2010/wordprocessingCanvas" xmlns:cx="http://schemas.microsoft.com/office/drawing/2014/chartex" xmlns:cx1="http://schemas.microsoft.com/office/drawing/2015/9/8/chartex" xmlns:cx2="http://schemas.microsoft.com/office/drawing/2015/10/21/chartex" xmlns:cx3="http://schemas.microsoft.com/office/drawing/2016/5/9/chartex" xmlns:cx4="http://schemas.microsoft.com/office/drawing/2016/5/10/chartex" xmlns:cx5="http://schemas.microsoft.com/office/drawing/2016/5/11/chartex" xmlns:cx6="http://schemas.microsoft.com/office/drawing/2016/5/12/chartex" xmlns:cx7="http://schemas.microsoft.com/office/drawing/2016/5/13/chartex" xmlns:cx8="http://schemas.microsoft.com/office/drawing/2016/5/14/chartex" xmlns:mc="http://schemas.openxmlformats.org/markup-compatibility/2006" xmlns:aink="http://schemas.microsoft.com/office/drawing/2016/ink" xmlns:am3d="http://schemas.microsoft.com/office/drawing/2017/model3d" xmlns:o="urn:schemas-microsoft-com:office:office" xmlns:oel="http://schemas.microsoft.com/office/2019/extlst" xmlns:r="http://schemas.openxmlformats.org/officeDocument/2006/relationships" xmlns:m="http://schemas.openxmlformats.org/officeDocument/2006/math" xmlns:v="urn:schemas-microsoft-com:vml" xmlns:wp14="http://schemas.microsoft.com/office/word/2010/wordprocessingDrawing" xmlns:wp="http://schemas.openxmlformats.org/drawingml/2006/wordprocessingDrawing" xmlns:w10="urn:schemas-microsoft-com:office:word" xmlns:w="http://schemas.openxmlformats.org/wordprocessingml/2006/main" xmlns:w14="http://schemas.microsoft.com/office/word/2010/wordml" xmlns:w15="http://schemas.microsoft.com/office/word/2012/wordml" xmlns:w16cex="http://schemas.microsoft.com/office/word/2018/wordml/cex" xmlns:w16cid="http://schemas.microsoft.com/office/word/2016/wordml/cid" xmlns:w16="http://schemas.microsoft.com/office/word/2018/wordml" xmlns:w16sdtdh="http://schemas.microsoft.com/office/word/2020/wordml/sdtdatahash" xmlns:w16se="http://schemas.microsoft.com/office/word/2015/wordml/symex" xmlns:wpg="http://schemas.microsoft.com/office/word/2010/wordprocessingGroup" xmlns:wpi="http://schemas.microsoft.com/office/word/2010/wordprocessingInk" xmlns:wne="http://schemas.microsoft.com/office/word/2006/wordml" xmlns:wps="http://schemas.microsoft.com/office/word/2010/wordprocessingShape" mc:Ignorable="w14 w15 w16se w16cid w16 w16cex w16sdtdh wp14">
   <w:abstractNum w:abstractNumId="0" w15:restartNumberingAfterBreak="0">
+    <w:nsid w:val="FFFFFF7C"/>
+    <w:multiLevelType w:val="singleLevel"/>
+    <w:tmpl w:val="5EC05480"/>
+    <w:lvl w:ilvl="0">
+      <w:start w:val="1"/>
+      <w:numFmt w:val="decimal"/>
+      <w:lvlText w:val="%1."/>
+      <w:lvlJc w:val="left"/>
+      <w:pPr>
+        <w:tabs>
+          <w:tab w:val="num" w:pos="2061"/>
+        </w:tabs>
+        <w:ind w:leftChars="800" w:left="2061" w:hangingChars="200" w:hanging="360"/>
+      </w:pPr>
+    </w:lvl>
+  </w:abstractNum>
+  <w:abstractNum w:abstractNumId="1" w15:restartNumberingAfterBreak="0">
+    <w:nsid w:val="FFFFFF7D"/>
+    <w:multiLevelType w:val="singleLevel"/>
+    <w:tmpl w:val="BCF0EF3C"/>
+    <w:lvl w:ilvl="0">
+      <w:start w:val="1"/>
+      <w:numFmt w:val="decimal"/>
+      <w:lvlText w:val="%1."/>
+      <w:lvlJc w:val="left"/>
+      <w:pPr>
+        <w:tabs>
+          <w:tab w:val="num" w:pos="1636"/>
+        </w:tabs>
+        <w:ind w:leftChars="600" w:left="1636" w:hangingChars="200" w:hanging="360"/>
+      </w:pPr>
+    </w:lvl>
+  </w:abstractNum>
+  <w:abstractNum w:abstractNumId="2" w15:restartNumberingAfterBreak="0">
+    <w:nsid w:val="FFFFFF7E"/>
+    <w:multiLevelType w:val="singleLevel"/>
+    <w:tmpl w:val="F2622110"/>
+    <w:lvl w:ilvl="0">
+      <w:start w:val="1"/>
+      <w:numFmt w:val="decimal"/>
+      <w:lvlText w:val="%1."/>
+      <w:lvlJc w:val="left"/>
+      <w:pPr>
+        <w:tabs>
+          <w:tab w:val="num" w:pos="1211"/>
+        </w:tabs>
+        <w:ind w:leftChars="400" w:left="1211" w:hangingChars="200" w:hanging="360"/>
+      </w:pPr>
+    </w:lvl>
+  </w:abstractNum>
+  <w:abstractNum w:abstractNumId="3" w15:restartNumberingAfterBreak="0">
+    <w:nsid w:val="FFFFFF7F"/>
+    <w:multiLevelType w:val="singleLevel"/>
+    <w:tmpl w:val="C6CE5396"/>
+    <w:lvl w:ilvl="0">
+      <w:start w:val="1"/>
+      <w:numFmt w:val="decimal"/>
+      <w:lvlText w:val="%1."/>
+      <w:lvlJc w:val="left"/>
+      <w:pPr>
+        <w:tabs>
+          <w:tab w:val="num" w:pos="785"/>
+        </w:tabs>
+        <w:ind w:leftChars="200" w:left="785" w:hangingChars="200" w:hanging="360"/>
+      </w:pPr>
+    </w:lvl>
+  </w:abstractNum>
+  <w:abstractNum w:abstractNumId="4" w15:restartNumberingAfterBreak="0">
+    <w:nsid w:val="FFFFFF80"/>
+    <w:multiLevelType w:val="singleLevel"/>
+    <w:tmpl w:val="D3C6FCF0"/>
+    <w:lvl w:ilvl="0">
+      <w:start w:val="1"/>
+      <w:numFmt w:val="bullet"/>
+      <w:lvlText w:val=""/>
+      <w:lvlJc w:val="left"/>
+      <w:pPr>
+        <w:tabs>
+          <w:tab w:val="num" w:pos="2061"/>
+        </w:tabs>
+        <w:ind w:leftChars="800" w:left="2061" w:hangingChars="200" w:hanging="360"/>
+      </w:pPr>
+      <w:rPr>
+        <w:rFonts w:ascii="Wingdings" w:hAnsi="Wingdings" w:hint="default"/>
+      </w:rPr>
+    </w:lvl>
+  </w:abstractNum>
+  <w:abstractNum w:abstractNumId="5" w15:restartNumberingAfterBreak="0">
+    <w:nsid w:val="FFFFFF81"/>
+    <w:multiLevelType w:val="singleLevel"/>
+    <w:tmpl w:val="F1E6BC2E"/>
+    <w:lvl w:ilvl="0">
+      <w:start w:val="1"/>
+      <w:numFmt w:val="bullet"/>
+      <w:lvlText w:val=""/>
+      <w:lvlJc w:val="left"/>
+      <w:pPr>
+        <w:tabs>
+          <w:tab w:val="num" w:pos="1636"/>
+        </w:tabs>
+        <w:ind w:leftChars="600" w:left="1636" w:hangingChars="200" w:hanging="360"/>
+      </w:pPr>
+      <w:rPr>
+        <w:rFonts w:ascii="Wingdings" w:hAnsi="Wingdings" w:hint="default"/>
+      </w:rPr>
+    </w:lvl>
+  </w:abstractNum>
+  <w:abstractNum w:abstractNumId="6" w15:restartNumberingAfterBreak="0">
+    <w:nsid w:val="FFFFFF82"/>
+    <w:multiLevelType w:val="singleLevel"/>
+    <w:tmpl w:val="E1CE432A"/>
+    <w:lvl w:ilvl="0">
+      <w:start w:val="1"/>
+      <w:numFmt w:val="bullet"/>
+      <w:lvlText w:val=""/>
+      <w:lvlJc w:val="left"/>
+      <w:pPr>
+        <w:tabs>
+          <w:tab w:val="num" w:pos="1211"/>
+        </w:tabs>
+        <w:ind w:leftChars="400" w:left="1211" w:hangingChars="200" w:hanging="360"/>
+      </w:pPr>
+      <w:rPr>
+        <w:rFonts w:ascii="Wingdings" w:hAnsi="Wingdings" w:hint="default"/>
+      </w:rPr>
+    </w:lvl>
+  </w:abstractNum>
+  <w:abstractNum w:abstractNumId="7" w15:restartNumberingAfterBreak="0">
+    <w:nsid w:val="FFFFFF83"/>
+    <w:multiLevelType w:val="singleLevel"/>
+    <w:tmpl w:val="2CD0A9CE"/>
+    <w:lvl w:ilvl="0">
+      <w:start w:val="1"/>
+      <w:numFmt w:val="bullet"/>
+      <w:lvlText w:val=""/>
+      <w:lvlJc w:val="left"/>
+      <w:pPr>
+        <w:tabs>
+          <w:tab w:val="num" w:pos="785"/>
+        </w:tabs>
+        <w:ind w:leftChars="200" w:left="785" w:hangingChars="200" w:hanging="360"/>
+      </w:pPr>
+      <w:rPr>
+        <w:rFonts w:ascii="Wingdings" w:hAnsi="Wingdings" w:hint="default"/>
+      </w:rPr>
+    </w:lvl>
+  </w:abstractNum>
+  <w:abstractNum w:abstractNumId="8" w15:restartNumberingAfterBreak="0">
+    <w:nsid w:val="FFFFFF88"/>
+    <w:multiLevelType w:val="singleLevel"/>
+    <w:tmpl w:val="09C0458E"/>
+    <w:lvl w:ilvl="0">
+      <w:start w:val="1"/>
+      <w:numFmt w:val="decimal"/>
+      <w:lvlText w:val="%1."/>
+      <w:lvlJc w:val="left"/>
+      <w:pPr>
+        <w:tabs>
+          <w:tab w:val="num" w:pos="360"/>
+        </w:tabs>
+        <w:ind w:left="360" w:hangingChars="200" w:hanging="360"/>
+      </w:pPr>
+    </w:lvl>
+  </w:abstractNum>
+  <w:abstractNum w:abstractNumId="9" w15:restartNumberingAfterBreak="0">
+    <w:nsid w:val="FFFFFF89"/>
+    <w:multiLevelType w:val="singleLevel"/>
+    <w:tmpl w:val="65B08808"/>
+    <w:lvl w:ilvl="0">
+      <w:start w:val="1"/>
+      <w:numFmt w:val="bullet"/>
+      <w:lvlText w:val=""/>
+      <w:lvlJc w:val="left"/>
+      <w:pPr>
+        <w:tabs>
+          <w:tab w:val="num" w:pos="360"/>
+        </w:tabs>
+        <w:ind w:left="360" w:hangingChars="200" w:hanging="360"/>
+      </w:pPr>
+      <w:rPr>
+        <w:rFonts w:ascii="Wingdings" w:hAnsi="Wingdings" w:hint="default"/>
+      </w:rPr>
+    </w:lvl>
+  </w:abstractNum>
+  <w:abstractNum w:abstractNumId="10" w15:restartNumberingAfterBreak="0">
+    <w:nsid w:val="2C1AE401"/>
+    <w:multiLevelType w:val="multilevel"/>
+    <w:tmpl w:val="B2EC837C"/>
+    <w:lvl w:ilvl="0">
+      <w:numFmt w:val="bullet"/>
+      <w:lvlText w:val=" "/>
+      <w:lvlJc w:val="left"/>
+      <w:pPr>
+        <w:tabs>
+          <w:tab w:val="num" w:pos="0"/>
+        </w:tabs>
+        <w:ind w:left="480" w:hanging="480"/>
+      </w:pPr>
+    </w:lvl>
+    <w:lvl w:ilvl="1">
+      <w:numFmt w:val="bullet"/>
+      <w:lvlText w:val=" "/>
+      <w:lvlJc w:val="left"/>
+      <w:pPr>
+        <w:tabs>
+          <w:tab w:val="num" w:pos="720"/>
+        </w:tabs>
+        <w:ind w:left="1200" w:hanging="480"/>
+      </w:pPr>
+    </w:lvl>
+    <w:lvl w:ilvl="2">
+      <w:numFmt w:val="bullet"/>
+      <w:lvlText w:val=" "/>
+      <w:lvlJc w:val="left"/>
+      <w:pPr>
+        <w:tabs>
+          <w:tab w:val="num" w:pos="1440"/>
+        </w:tabs>
+        <w:ind w:left="1920" w:hanging="480"/>
+      </w:pPr>
+    </w:lvl>
+    <w:lvl w:ilvl="3">
+      <w:numFmt w:val="bullet"/>
+      <w:lvlText w:val=" "/>
+      <w:lvlJc w:val="left"/>
+      <w:pPr>
+        <w:tabs>
+          <w:tab w:val="num" w:pos="2160"/>
+        </w:tabs>
+        <w:ind w:left="2640" w:hanging="480"/>
+      </w:pPr>
+    </w:lvl>
+    <w:lvl w:ilvl="4">
+      <w:numFmt w:val="bullet"/>
+      <w:lvlText w:val=" "/>
+      <w:lvlJc w:val="left"/>
+      <w:pPr>
+        <w:tabs>
+          <w:tab w:val="num" w:pos="2880"/>
+        </w:tabs>
+        <w:ind w:left="3360" w:hanging="480"/>
+      </w:pPr>
+    </w:lvl>
+    <w:lvl w:ilvl="5">
+      <w:numFmt w:val="bullet"/>
+      <w:lvlText w:val=" "/>
+      <w:lvlJc w:val="left"/>
+      <w:pPr>
+        <w:tabs>
+          <w:tab w:val="num" w:pos="3600"/>
+        </w:tabs>
+        <w:ind w:left="4080" w:hanging="480"/>
+      </w:pPr>
+    </w:lvl>
+    <w:lvl w:ilvl="6">
+      <w:numFmt w:val="bullet"/>
+      <w:lvlText w:val=" "/>
+      <w:lvlJc w:val="left"/>
+      <w:pPr>
+        <w:tabs>
+          <w:tab w:val="num" w:pos="4320"/>
+        </w:tabs>
+        <w:ind w:left="4800" w:hanging="480"/>
+      </w:pPr>
+    </w:lvl>
+    <w:lvl w:ilvl="7">
+      <w:numFmt w:val="bullet"/>
+      <w:lvlText w:val=" "/>
+      <w:lvlJc w:val="left"/>
+      <w:pPr>
+        <w:tabs>
+          <w:tab w:val="num" w:pos="5040"/>
+        </w:tabs>
+        <w:ind w:left="5520" w:hanging="480"/>
+      </w:pPr>
+    </w:lvl>
+    <w:lvl w:ilvl="8">
+      <w:numFmt w:val="bullet"/>
+      <w:lvlText w:val=" "/>
+      <w:lvlJc w:val="left"/>
+      <w:pPr>
+        <w:tabs>
+          <w:tab w:val="num" w:pos="5760"/>
+        </w:tabs>
+        <w:ind w:left="6240" w:hanging="480"/>
+      </w:pPr>
+    </w:lvl>
+  </w:abstractNum>
+  <w:abstractNum w:abstractNumId="11" w15:restartNumberingAfterBreak="0">
     <w:nsid w:val="6471034D"/>
     <w:multiLevelType w:val="hybridMultilevel"/>
     <w:tmpl w:val="7F2C2E64"/>
@@ -171,6 +463,39 @@
     </w:lvl>
   </w:abstractNum>
   <w:num w:numId="1" w16cid:durableId="789279817">
+    <w:abstractNumId w:val="11"/>
+  </w:num>
+  <w:num w:numId="2" w16cid:durableId="786241170">
+    <w:abstractNumId w:val="10"/>
+  </w:num>
+  <w:num w:numId="3" w16cid:durableId="1287538715">
+    <w:abstractNumId w:val="9"/>
+  </w:num>
+  <w:num w:numId="4" w16cid:durableId="177473049">
+    <w:abstractNumId w:val="7"/>
+  </w:num>
+  <w:num w:numId="5" w16cid:durableId="1562399440">
+    <w:abstractNumId w:val="6"/>
+  </w:num>
+  <w:num w:numId="6" w16cid:durableId="317076529">
+    <w:abstractNumId w:val="5"/>
+  </w:num>
+  <w:num w:numId="7" w16cid:durableId="507869624">
+    <w:abstractNumId w:val="4"/>
+  </w:num>
+  <w:num w:numId="8" w16cid:durableId="1643078969">
+    <w:abstractNumId w:val="8"/>
+  </w:num>
+  <w:num w:numId="9" w16cid:durableId="1028944598">
+    <w:abstractNumId w:val="3"/>
+  </w:num>
+  <w:num w:numId="10" w16cid:durableId="1794903963">
+    <w:abstractNumId w:val="2"/>
+  </w:num>
+  <w:num w:numId="11" w16cid:durableId="300767545">
+    <w:abstractNumId w:val="1"/>
+  </w:num>
+  <w:num w:numId="12" w16cid:durableId="1686401189">
     <w:abstractNumId w:val="0"/>
   </w:num>
 </w:numbering>
@@ -601,7 +926,7 @@
     <w:uiPriority w:val="9"/>
     <w:unhideWhenUsed/>
     <w:qFormat/>
-    <w:rsid w:val="004C269E"/>
+    <w:rsid w:val="00B94D0A"/>
     <w:pPr>
       <w:keepNext/>
       <w:jc w:val="left"/>
@@ -730,7 +1055,7 @@
     <w:basedOn w:val="a1"/>
     <w:link w:val="2"/>
     <w:uiPriority w:val="9"/>
-    <w:rsid w:val="004C269E"/>
+    <w:rsid w:val="00B94D0A"/>
     <w:rPr>
       <w:rFonts w:asciiTheme="majorHAnsi" w:eastAsiaTheme="majorEastAsia" w:hAnsiTheme="majorHAnsi" w:cstheme="majorBidi"/>
       <w:sz w:val="24"/>
@@ -789,6 +1114,197 @@
       <w:rFonts w:asciiTheme="majorHAnsi" w:eastAsiaTheme="majorEastAsia" w:hAnsiTheme="majorHAnsi" w:cstheme="majorBidi"/>
       <w:b/>
     </w:rPr>
+  </w:style>
+  <w:style w:type="paragraph" w:customStyle="1" w:styleId="SourceCode">
+    <w:name w:val="Source Code"/>
+    <w:pPr>
+      <w:wordWrap w:val="0"/>
+    </w:pPr>
+  </w:style>
+  <w:style w:type="character" w:customStyle="1" w:styleId="KeywordTok">
+    <w:name w:val="KeywordTok"/>
+    <w:rPr>
+      <w:b/>
+      <w:color w:val="007020"/>
+    </w:rPr>
+  </w:style>
+  <w:style w:type="character" w:customStyle="1" w:styleId="DataTypeTok">
+    <w:name w:val="DataTypeTok"/>
+    <w:rPr>
+      <w:color w:val="902000"/>
+    </w:rPr>
+  </w:style>
+  <w:style w:type="character" w:customStyle="1" w:styleId="DecValTok">
+    <w:name w:val="DecValTok"/>
+    <w:rPr>
+      <w:color w:val="40A070"/>
+    </w:rPr>
+  </w:style>
+  <w:style w:type="character" w:customStyle="1" w:styleId="BaseNTok">
+    <w:name w:val="BaseNTok"/>
+    <w:rPr>
+      <w:color w:val="40A070"/>
+    </w:rPr>
+  </w:style>
+  <w:style w:type="character" w:customStyle="1" w:styleId="FloatTok">
+    <w:name w:val="FloatTok"/>
+    <w:rPr>
+      <w:color w:val="40A070"/>
+    </w:rPr>
+  </w:style>
+  <w:style w:type="character" w:customStyle="1" w:styleId="ConstantTok">
+    <w:name w:val="ConstantTok"/>
+    <w:rPr>
+      <w:color w:val="880000"/>
+    </w:rPr>
+  </w:style>
+  <w:style w:type="character" w:customStyle="1" w:styleId="CharTok">
+    <w:name w:val="CharTok"/>
+    <w:rPr>
+      <w:color w:val="4070A0"/>
+    </w:rPr>
+  </w:style>
+  <w:style w:type="character" w:customStyle="1" w:styleId="SpecialCharTok">
+    <w:name w:val="SpecialCharTok"/>
+    <w:rPr>
+      <w:color w:val="4070A0"/>
+    </w:rPr>
+  </w:style>
+  <w:style w:type="character" w:customStyle="1" w:styleId="StringTok">
+    <w:name w:val="StringTok"/>
+    <w:rPr>
+      <w:color w:val="4070A0"/>
+    </w:rPr>
+  </w:style>
+  <w:style w:type="character" w:customStyle="1" w:styleId="VerbatimStringTok">
+    <w:name w:val="VerbatimStringTok"/>
+    <w:rPr>
+      <w:color w:val="4070A0"/>
+    </w:rPr>
+  </w:style>
+  <w:style w:type="character" w:customStyle="1" w:styleId="SpecialStringTok">
+    <w:name w:val="SpecialStringTok"/>
+    <w:rPr>
+      <w:color w:val="BB6688"/>
+    </w:rPr>
+  </w:style>
+  <w:style w:type="character" w:customStyle="1" w:styleId="ImportTok">
+    <w:name w:val="ImportTok"/>
+  </w:style>
+  <w:style w:type="character" w:customStyle="1" w:styleId="CommentTok">
+    <w:name w:val="CommentTok"/>
+    <w:rPr>
+      <w:i/>
+      <w:color w:val="60A0B0"/>
+    </w:rPr>
+  </w:style>
+  <w:style w:type="character" w:customStyle="1" w:styleId="DocumentationTok">
+    <w:name w:val="DocumentationTok"/>
+    <w:rPr>
+      <w:i/>
+      <w:color w:val="BA2121"/>
+    </w:rPr>
+  </w:style>
+  <w:style w:type="character" w:customStyle="1" w:styleId="AnnotationTok">
+    <w:name w:val="AnnotationTok"/>
+    <w:rPr>
+      <w:b/>
+      <w:i/>
+      <w:color w:val="60A0B0"/>
+    </w:rPr>
+  </w:style>
+  <w:style w:type="character" w:customStyle="1" w:styleId="CommentVarTok">
+    <w:name w:val="CommentVarTok"/>
+    <w:rPr>
+      <w:b/>
+      <w:i/>
+      <w:color w:val="60A0B0"/>
+    </w:rPr>
+  </w:style>
+  <w:style w:type="character" w:customStyle="1" w:styleId="OtherTok">
+    <w:name w:val="OtherTok"/>
+    <w:rPr>
+      <w:color w:val="007020"/>
+    </w:rPr>
+  </w:style>
+  <w:style w:type="character" w:customStyle="1" w:styleId="FunctionTok">
+    <w:name w:val="FunctionTok"/>
+    <w:rPr>
+      <w:color w:val="06287E"/>
+    </w:rPr>
+  </w:style>
+  <w:style w:type="character" w:customStyle="1" w:styleId="VariableTok">
+    <w:name w:val="VariableTok"/>
+    <w:rPr>
+      <w:color w:val="19177C"/>
+    </w:rPr>
+  </w:style>
+  <w:style w:type="character" w:customStyle="1" w:styleId="ControlFlowTok">
+    <w:name w:val="ControlFlowTok"/>
+    <w:rPr>
+      <w:b/>
+      <w:color w:val="007020"/>
+    </w:rPr>
+  </w:style>
+  <w:style w:type="character" w:customStyle="1" w:styleId="OperatorTok">
+    <w:name w:val="OperatorTok"/>
+    <w:rPr>
+      <w:color w:val="666666"/>
+    </w:rPr>
+  </w:style>
+  <w:style w:type="character" w:customStyle="1" w:styleId="BuiltInTok">
+    <w:name w:val="BuiltInTok"/>
+  </w:style>
+  <w:style w:type="character" w:customStyle="1" w:styleId="ExtensionTok">
+    <w:name w:val="ExtensionTok"/>
+  </w:style>
+  <w:style w:type="character" w:customStyle="1" w:styleId="PreprocessorTok">
+    <w:name w:val="PreprocessorTok"/>
+    <w:rPr>
+      <w:color w:val="BC7A00"/>
+    </w:rPr>
+  </w:style>
+  <w:style w:type="character" w:customStyle="1" w:styleId="AttributeTok">
+    <w:name w:val="AttributeTok"/>
+    <w:rPr>
+      <w:color w:val="7D9029"/>
+    </w:rPr>
+  </w:style>
+  <w:style w:type="character" w:customStyle="1" w:styleId="RegionMarkerTok">
+    <w:name w:val="RegionMarkerTok"/>
+  </w:style>
+  <w:style w:type="character" w:customStyle="1" w:styleId="InformationTok">
+    <w:name w:val="InformationTok"/>
+    <w:rPr>
+      <w:b/>
+      <w:i/>
+      <w:color w:val="60A0B0"/>
+    </w:rPr>
+  </w:style>
+  <w:style w:type="character" w:customStyle="1" w:styleId="WarningTok">
+    <w:name w:val="WarningTok"/>
+    <w:rPr>
+      <w:b/>
+      <w:i/>
+      <w:color w:val="60A0B0"/>
+    </w:rPr>
+  </w:style>
+  <w:style w:type="character" w:customStyle="1" w:styleId="AlertTok">
+    <w:name w:val="AlertTok"/>
+    <w:rPr>
+      <w:b/>
+      <w:color w:val="FF0000"/>
+    </w:rPr>
+  </w:style>
+  <w:style w:type="character" w:customStyle="1" w:styleId="ErrorTok">
+    <w:name w:val="ErrorTok"/>
+    <w:rPr>
+      <w:b/>
+      <w:color w:val="FF0000"/>
+    </w:rPr>
+  </w:style>
+  <w:style w:type="character" w:customStyle="1" w:styleId="NormalTok">
+    <w:name w:val="NormalTok"/>
   </w:style>
 </w:styles>
 </file>
